--- a/MCP_Documentacion.docx
+++ b/MCP_Documentacion.docx
@@ -3621,7 +3621,6 @@
           <w:rFonts w:ascii="Calibri" w:hAnsi="Calibri" w:cs="Calibri"/>
           <w:sz w:val="22"/>
         </w:rPr>
-        <w:lastRenderedPageBreak/>
         <w:t>`mcp-server/extract_pdf.php`</w:t>
       </w:r>
     </w:p>
@@ -4154,7 +4153,6 @@
           <w:rFonts w:ascii="Calibri" w:hAnsi="Calibri" w:cs="Calibri"/>
           <w:sz w:val="22"/>
         </w:rPr>
-        <w:lastRenderedPageBreak/>
         <w:t>Limitaciones reales:</w:t>
       </w:r>
     </w:p>
@@ -5042,7 +5040,7 @@
           <w:rFonts w:ascii="Calibri" w:hAnsi="Calibri" w:cs="Calibri"/>
           <w:sz w:val="22"/>
         </w:rPr>
-        <w:t>Hoy hay dos contratos "de hecho":</w:t>
+        <w:t>Decision de esta documentacion:</w:t>
       </w:r>
     </w:p>
     <w:p>
@@ -5062,48 +5060,48 @@
           <w:rFonts w:ascii="Calibri" w:hAnsi="Calibri" w:cs="Calibri"/>
           <w:sz w:val="22"/>
         </w:rPr>
-        <w:t>contrato MCP simple y fijo;</w:t>
-      </w:r>
-    </w:p>
-    <w:p>
-      <w:pPr>
-        <w:ind w:left="360"/>
-        <w:rPr>
-          <w:rFonts w:ascii="Calibri" w:hAnsi="Calibri" w:cs="Calibri"/>
-          <w:sz w:val="22"/>
-        </w:rPr>
-      </w:pPr>
-      <w:r>
-        <w:rPr>
-          <w:rFonts w:ascii="Calibri" w:hAnsi="Calibri" w:cs="Calibri"/>
-          <w:sz w:val="22"/>
-        </w:rPr>
-        <w:t>contrato ANECA academico, mas rico y orientado a evaluacion.</w:t>
-      </w:r>
-    </w:p>
-    <w:p>
-      <w:pPr>
-        <w:ind w:left="360"/>
-        <w:rPr>
-          <w:rFonts w:ascii="Calibri" w:hAnsi="Calibri" w:cs="Calibri"/>
-          <w:sz w:val="22"/>
-        </w:rPr>
-      </w:pPr>
-    </w:p>
-    <w:p>
-      <w:pPr>
-        <w:ind w:left="360"/>
-        <w:rPr>
-          <w:rFonts w:ascii="Calibri" w:hAnsi="Calibri" w:cs="Calibri"/>
-          <w:sz w:val="22"/>
-        </w:rPr>
-      </w:pPr>
-      <w:r>
-        <w:rPr>
-          <w:rFonts w:ascii="Calibri" w:hAnsi="Calibri" w:cs="Calibri"/>
-          <w:sz w:val="22"/>
-        </w:rPr>
-        <w:t>Lo que falta es el cierre formal de esos contratos mediante versionado y schema compartido.</w:t>
+        <w:t>el contrato canonico de toda la app es la estructura JSON del bloque B (`acelerador_evaluador_ANECA`);</w:t>
+      </w:r>
+    </w:p>
+    <w:p>
+      <w:pPr>
+        <w:ind w:left="360"/>
+        <w:rPr>
+          <w:rFonts w:ascii="Calibri" w:hAnsi="Calibri" w:cs="Calibri"/>
+          <w:sz w:val="22"/>
+        </w:rPr>
+      </w:pPr>
+      <w:r>
+        <w:rPr>
+          <w:rFonts w:ascii="Calibri" w:hAnsi="Calibri" w:cs="Calibri"/>
+          <w:sz w:val="22"/>
+        </w:rPr>
+        <w:t>el contrato simple de `mcp-server` se mantiene como contrato tecnico de extraccion/ingesta y debe mapearse al contrato canonico cuando entre en flujos de negocio de app.</w:t>
+      </w:r>
+    </w:p>
+    <w:p>
+      <w:pPr>
+        <w:ind w:left="360"/>
+        <w:rPr>
+          <w:rFonts w:ascii="Calibri" w:hAnsi="Calibri" w:cs="Calibri"/>
+          <w:sz w:val="22"/>
+        </w:rPr>
+      </w:pPr>
+    </w:p>
+    <w:p>
+      <w:pPr>
+        <w:ind w:left="360"/>
+        <w:rPr>
+          <w:rFonts w:ascii="Calibri" w:hAnsi="Calibri" w:cs="Calibri"/>
+          <w:sz w:val="22"/>
+        </w:rPr>
+      </w:pPr>
+      <w:r>
+        <w:rPr>
+          <w:rFonts w:ascii="Calibri" w:hAnsi="Calibri" w:cs="Calibri"/>
+          <w:sz w:val="22"/>
+        </w:rPr>
+        <w:t>Lo que sigue faltando es el cierre formal mediante versionado y `JSON Schema` oficial del contrato canonico.</w:t>
       </w:r>
     </w:p>
     <w:p>
@@ -5157,7 +5155,7 @@
           <w:b/>
           <w:sz w:val="26"/>
         </w:rPr>
-        <w:t>A. Contrato detectado en `mcp-server`</w:t>
+        <w:t>A. Contrato tecnico de extraccion en `mcp-server` (no canonico de app)</w:t>
       </w:r>
     </w:p>
     <w:p>
@@ -6086,7 +6084,7 @@
           <w:b/>
           <w:sz w:val="26"/>
         </w:rPr>
-        <w:t>B. Contrato detectado en `acelerador_evaluador_ANECA`</w:t>
+        <w:t>B. Contrato canonico de la app en `acelerador_evaluador_ANECA`</w:t>
       </w:r>
     </w:p>
     <w:p>
@@ -7237,6 +7235,33 @@
         <w:ind w:left="360"/>
         <w:rPr>
           <w:rFonts w:ascii="Calibri" w:hAnsi="Calibri" w:cs="Calibri"/>
+          <w:sz w:val="22"/>
+        </w:rPr>
+      </w:pPr>
+      <w:r>
+        <w:rPr>
+          <w:rFonts w:ascii="Calibri" w:hAnsi="Calibri" w:cs="Calibri"/>
+          <w:sz w:val="22"/>
+        </w:rPr>
+        <w:t>En esta version de la documentacion, esta estructura queda establecida como contrato canonico de la app.</w:t>
+      </w:r>
+    </w:p>
+    <w:p>
+      <w:pPr>
+        <w:shd w:val="clear" w:color="auto" w:fill="100000"/>
+        <w:ind w:left="360"/>
+        <w:rPr>
+          <w:rFonts w:ascii="Calibri" w:hAnsi="Calibri" w:cs="Calibri"/>
+          <w:sz w:val="22"/>
+        </w:rPr>
+      </w:pPr>
+    </w:p>
+    <w:p>
+      <w:pPr>
+        <w:shd w:val="clear" w:color="auto" w:fill="100000"/>
+        <w:ind w:left="360"/>
+        <w:rPr>
+          <w:rFonts w:ascii="Calibri" w:hAnsi="Calibri" w:cs="Calibri"/>
           <w:b/>
           <w:sz w:val="26"/>
         </w:rPr>
@@ -7421,13 +7446,34 @@
           <w:rFonts w:ascii="Calibri" w:hAnsi="Calibri" w:cs="Calibri"/>
           <w:sz w:val="22"/>
         </w:rPr>
-        <w:t>Contrato JSON fijo del `mcp-server`</w:t>
-      </w:r>
-    </w:p>
-    <w:p>
-      <w:pPr>
-        <w:shd w:val="clear" w:color="auto" w:fill="100000"/>
-        <w:ind w:left="360"/>
+        <w:t>Contrato JSON tecnico de extraccion en `mcp-server` (no canonico de app)</w:t>
+      </w:r>
+    </w:p>
+    <w:p>
+      <w:pPr>
+        <w:shd w:val="clear" w:color="auto" w:fill="100000"/>
+        <w:ind w:left="360"/>
+        <w:rPr>
+          <w:rFonts w:ascii="Calibri" w:hAnsi="Calibri" w:cs="Calibri"/>
+          <w:sz w:val="22"/>
+        </w:rPr>
+      </w:pPr>
+      <w:r>
+        <w:rPr>
+          <w:rFonts w:ascii="Calibri" w:hAnsi="Calibri" w:cs="Calibri"/>
+          <w:sz w:val="22"/>
+        </w:rPr>
+        <w:t>Contrato canonico de app establecido en la estructura JSON ANECA del bloque B</w:t>
+      </w:r>
+    </w:p>
+    <w:p>
+      <w:pPr>
+        <w:pStyle w:val="Prrafodelista"/>
+        <w:numPr>
+          <w:ilvl w:val="0"/>
+          <w:numId w:val="27"/>
+        </w:numPr>
+        <w:shd w:val="clear" w:color="auto" w:fill="100000"/>
         <w:rPr>
           <w:rFonts w:ascii="Calibri" w:hAnsi="Calibri" w:cs="Calibri"/>
           <w:sz w:val="22"/>
@@ -7443,6 +7489,23 @@
     </w:p>
     <w:p>
       <w:pPr>
+        <w:shd w:val="clear" w:color="auto" w:fill="100000"/>
+        <w:ind w:left="360"/>
+        <w:rPr>
+          <w:rFonts w:ascii="Calibri" w:hAnsi="Calibri" w:cs="Calibri"/>
+          <w:sz w:val="22"/>
+        </w:rPr>
+      </w:pPr>
+      <w:r>
+        <w:rPr>
+          <w:rFonts w:ascii="Calibri" w:hAnsi="Calibri" w:cs="Calibri"/>
+          <w:sz w:val="22"/>
+        </w:rPr>
+        <w:t>Pipeline ANECA de:</w:t>
+      </w:r>
+    </w:p>
+    <w:p>
+      <w:pPr>
         <w:pStyle w:val="Prrafodelista"/>
         <w:numPr>
           <w:ilvl w:val="0"/>
@@ -7459,28 +7522,28 @@
           <w:rFonts w:ascii="Calibri" w:hAnsi="Calibri" w:cs="Calibri"/>
           <w:sz w:val="22"/>
         </w:rPr>
-        <w:t>Pipeline ANECA de:</w:t>
-      </w:r>
-    </w:p>
-    <w:p>
-      <w:pPr>
-        <w:shd w:val="clear" w:color="auto" w:fill="100000"/>
-        <w:ind w:left="360"/>
-        <w:rPr>
-          <w:rFonts w:ascii="Calibri" w:hAnsi="Calibri" w:cs="Calibri"/>
-          <w:sz w:val="22"/>
-        </w:rPr>
-      </w:pPr>
-      <w:r>
-        <w:rPr>
-          <w:rFonts w:ascii="Calibri" w:hAnsi="Calibri" w:cs="Calibri"/>
-          <w:sz w:val="22"/>
-        </w:rPr>
         <w:t>PDF con texto</w:t>
       </w:r>
     </w:p>
     <w:p>
       <w:pPr>
+        <w:shd w:val="clear" w:color="auto" w:fill="100000"/>
+        <w:ind w:left="360"/>
+        <w:rPr>
+          <w:rFonts w:ascii="Calibri" w:hAnsi="Calibri" w:cs="Calibri"/>
+          <w:sz w:val="22"/>
+        </w:rPr>
+      </w:pPr>
+      <w:r>
+        <w:rPr>
+          <w:rFonts w:ascii="Calibri" w:hAnsi="Calibri" w:cs="Calibri"/>
+          <w:sz w:val="22"/>
+        </w:rPr>
+        <w:t>limpieza</w:t>
+      </w:r>
+    </w:p>
+    <w:p>
+      <w:pPr>
         <w:pStyle w:val="Prrafodelista"/>
         <w:numPr>
           <w:ilvl w:val="0"/>
@@ -7497,28 +7560,28 @@
           <w:rFonts w:ascii="Calibri" w:hAnsi="Calibri" w:cs="Calibri"/>
           <w:sz w:val="22"/>
         </w:rPr>
-        <w:t>limpieza</w:t>
-      </w:r>
-    </w:p>
-    <w:p>
-      <w:pPr>
-        <w:shd w:val="clear" w:color="auto" w:fill="100000"/>
-        <w:ind w:left="360"/>
-        <w:rPr>
-          <w:rFonts w:ascii="Calibri" w:hAnsi="Calibri" w:cs="Calibri"/>
-          <w:sz w:val="22"/>
-        </w:rPr>
-      </w:pPr>
-      <w:r>
-        <w:rPr>
-          <w:rFonts w:ascii="Calibri" w:hAnsi="Calibri" w:cs="Calibri"/>
-          <w:sz w:val="22"/>
-        </w:rPr>
         <w:t>extraccion academica</w:t>
       </w:r>
     </w:p>
     <w:p>
       <w:pPr>
+        <w:shd w:val="clear" w:color="auto" w:fill="100000"/>
+        <w:ind w:left="360"/>
+        <w:rPr>
+          <w:rFonts w:ascii="Calibri" w:hAnsi="Calibri" w:cs="Calibri"/>
+          <w:sz w:val="22"/>
+        </w:rPr>
+      </w:pPr>
+      <w:r>
+        <w:rPr>
+          <w:rFonts w:ascii="Calibri" w:hAnsi="Calibri" w:cs="Calibri"/>
+          <w:sz w:val="22"/>
+        </w:rPr>
+        <w:t>guardado JSON</w:t>
+      </w:r>
+    </w:p>
+    <w:p>
+      <w:pPr>
         <w:pStyle w:val="Prrafodelista"/>
         <w:numPr>
           <w:ilvl w:val="0"/>
@@ -7535,28 +7598,28 @@
           <w:rFonts w:ascii="Calibri" w:hAnsi="Calibri" w:cs="Calibri"/>
           <w:sz w:val="22"/>
         </w:rPr>
-        <w:t>guardado JSON</w:t>
-      </w:r>
-    </w:p>
-    <w:p>
-      <w:pPr>
-        <w:shd w:val="clear" w:color="auto" w:fill="100000"/>
-        <w:ind w:left="360"/>
-        <w:rPr>
-          <w:rFonts w:ascii="Calibri" w:hAnsi="Calibri" w:cs="Calibri"/>
-          <w:sz w:val="22"/>
-        </w:rPr>
-      </w:pPr>
-      <w:r>
-        <w:rPr>
-          <w:rFonts w:ascii="Calibri" w:hAnsi="Calibri" w:cs="Calibri"/>
-          <w:sz w:val="22"/>
-        </w:rPr>
         <w:t>persistencia en `json_entrada`</w:t>
       </w:r>
     </w:p>
     <w:p>
       <w:pPr>
+        <w:shd w:val="clear" w:color="auto" w:fill="100000"/>
+        <w:ind w:left="360"/>
+        <w:rPr>
+          <w:rFonts w:ascii="Calibri" w:hAnsi="Calibri" w:cs="Calibri"/>
+          <w:sz w:val="22"/>
+        </w:rPr>
+      </w:pPr>
+      <w:r>
+        <w:rPr>
+          <w:rFonts w:ascii="Calibri" w:hAnsi="Calibri" w:cs="Calibri"/>
+          <w:sz w:val="22"/>
+        </w:rPr>
+        <w:t>Flujos de completado manual y fusion JSON en evaluadores ANECA</w:t>
+      </w:r>
+    </w:p>
+    <w:p>
+      <w:pPr>
         <w:pStyle w:val="Prrafodelista"/>
         <w:numPr>
           <w:ilvl w:val="0"/>
@@ -7573,40 +7636,31 @@
           <w:rFonts w:ascii="Calibri" w:hAnsi="Calibri" w:cs="Calibri"/>
           <w:sz w:val="22"/>
         </w:rPr>
-        <w:t>Flujos de completado manual y fusion JSON en evaluadores ANECA</w:t>
-      </w:r>
-    </w:p>
-    <w:p>
-      <w:pPr>
-        <w:shd w:val="clear" w:color="auto" w:fill="100000"/>
-        <w:ind w:left="360"/>
-        <w:rPr>
-          <w:rFonts w:ascii="Calibri" w:hAnsi="Calibri" w:cs="Calibri"/>
-          <w:sz w:val="22"/>
-        </w:rPr>
-      </w:pPr>
-      <w:r>
-        <w:rPr>
-          <w:rFonts w:ascii="Calibri" w:hAnsi="Calibri" w:cs="Calibri"/>
-          <w:sz w:val="22"/>
-        </w:rPr>
         <w:t>Backend modular de tutorias desacoplado de MCP, con contrato REST propio y punto de extension preparado</w:t>
       </w:r>
     </w:p>
     <w:p>
       <w:pPr>
-        <w:shd w:val="clear" w:color="auto" w:fill="100000"/>
-        <w:ind w:left="360"/>
-        <w:rPr>
-          <w:rFonts w:ascii="Calibri" w:hAnsi="Calibri" w:cs="Calibri"/>
-          <w:sz w:val="22"/>
-        </w:rPr>
-      </w:pPr>
-    </w:p>
-    <w:p>
-      <w:pPr>
-        <w:shd w:val="clear" w:color="auto" w:fill="100000"/>
-        <w:ind w:left="360"/>
+        <w:pStyle w:val="Prrafodelista"/>
+        <w:numPr>
+          <w:ilvl w:val="0"/>
+          <w:numId w:val="27"/>
+        </w:numPr>
+        <w:shd w:val="clear" w:color="auto" w:fill="100000"/>
+        <w:rPr>
+          <w:rFonts w:ascii="Calibri" w:hAnsi="Calibri" w:cs="Calibri"/>
+          <w:sz w:val="22"/>
+        </w:rPr>
+      </w:pPr>
+    </w:p>
+    <w:p>
+      <w:pPr>
+        <w:pStyle w:val="Prrafodelista"/>
+        <w:numPr>
+          <w:ilvl w:val="0"/>
+          <w:numId w:val="27"/>
+        </w:numPr>
+        <w:shd w:val="clear" w:color="auto" w:fill="100000"/>
         <w:rPr>
           <w:rFonts w:ascii="Calibri" w:hAnsi="Calibri" w:cs="Calibri"/>
           <w:b/>
@@ -7624,16 +7678,6 @@
     </w:p>
     <w:p>
       <w:pPr>
-        <w:shd w:val="clear" w:color="auto" w:fill="100000"/>
-        <w:ind w:left="360"/>
-        <w:rPr>
-          <w:rFonts w:ascii="Calibri" w:hAnsi="Calibri" w:cs="Calibri"/>
-          <w:sz w:val="22"/>
-        </w:rPr>
-      </w:pPr>
-    </w:p>
-    <w:p>
-      <w:pPr>
         <w:pStyle w:val="Prrafodelista"/>
         <w:numPr>
           <w:ilvl w:val="0"/>
@@ -7645,6 +7689,16 @@
           <w:sz w:val="22"/>
         </w:rPr>
       </w:pPr>
+    </w:p>
+    <w:p>
+      <w:pPr>
+        <w:shd w:val="clear" w:color="auto" w:fill="100000"/>
+        <w:ind w:left="360"/>
+        <w:rPr>
+          <w:rFonts w:ascii="Calibri" w:hAnsi="Calibri" w:cs="Calibri"/>
+          <w:sz w:val="22"/>
+        </w:rPr>
+      </w:pPr>
       <w:r>
         <w:rPr>
           <w:rFonts w:ascii="Calibri" w:hAnsi="Calibri" w:cs="Calibri"/>
@@ -7655,8 +7709,12 @@
     </w:p>
     <w:p>
       <w:pPr>
-        <w:shd w:val="clear" w:color="auto" w:fill="100000"/>
-        <w:ind w:left="360"/>
+        <w:pStyle w:val="Prrafodelista"/>
+        <w:numPr>
+          <w:ilvl w:val="0"/>
+          <w:numId w:val="28"/>
+        </w:numPr>
+        <w:shd w:val="clear" w:color="auto" w:fill="100000"/>
         <w:rPr>
           <w:rFonts w:ascii="Calibri" w:hAnsi="Calibri" w:cs="Calibri"/>
           <w:sz w:val="22"/>
@@ -7672,10 +7730,27 @@
     </w:p>
     <w:p>
       <w:pPr>
-        <w:pStyle w:val="Prrafodelista"/>
-        <w:numPr>
-          <w:ilvl w:val="0"/>
-          <w:numId w:val="27"/>
+        <w:shd w:val="clear" w:color="auto" w:fill="100000"/>
+        <w:ind w:left="360"/>
+        <w:rPr>
+          <w:rFonts w:ascii="Calibri" w:hAnsi="Calibri" w:cs="Calibri"/>
+          <w:sz w:val="22"/>
+        </w:rPr>
+      </w:pPr>
+      <w:r>
+        <w:rPr>
+          <w:rFonts w:ascii="Calibri" w:hAnsi="Calibri" w:cs="Calibri"/>
+          <w:sz w:val="22"/>
+        </w:rPr>
+        <w:t>Adaptacion completa de los flujos tecnicos al contrato canonico de app</w:t>
+      </w:r>
+    </w:p>
+    <w:p>
+      <w:pPr>
+        <w:pStyle w:val="Prrafodelista"/>
+        <w:numPr>
+          <w:ilvl w:val="0"/>
+          <w:numId w:val="28"/>
         </w:numPr>
         <w:shd w:val="clear" w:color="auto" w:fill="100000"/>
         <w:rPr>
@@ -7752,7 +7827,7 @@
         <w:pStyle w:val="Prrafodelista"/>
         <w:numPr>
           <w:ilvl w:val="0"/>
-          <w:numId w:val="27"/>
+          <w:numId w:val="28"/>
         </w:numPr>
         <w:shd w:val="clear" w:color="auto" w:fill="100000"/>
         <w:rPr>
@@ -7790,7 +7865,7 @@
         <w:pStyle w:val="Prrafodelista"/>
         <w:numPr>
           <w:ilvl w:val="0"/>
-          <w:numId w:val="27"/>
+          <w:numId w:val="28"/>
         </w:numPr>
         <w:shd w:val="clear" w:color="auto" w:fill="100000"/>
         <w:rPr>
@@ -7811,21 +7886,21 @@
         <w:pStyle w:val="Prrafodelista"/>
         <w:numPr>
           <w:ilvl w:val="0"/>
-          <w:numId w:val="27"/>
-        </w:numPr>
-        <w:shd w:val="clear" w:color="auto" w:fill="100000"/>
-        <w:rPr>
-          <w:rFonts w:ascii="Calibri" w:hAnsi="Calibri" w:cs="Calibri"/>
-          <w:sz w:val="22"/>
-        </w:rPr>
-      </w:pPr>
-    </w:p>
-    <w:p>
-      <w:pPr>
-        <w:pStyle w:val="Prrafodelista"/>
-        <w:numPr>
-          <w:ilvl w:val="0"/>
-          <w:numId w:val="27"/>
+          <w:numId w:val="28"/>
+        </w:numPr>
+        <w:shd w:val="clear" w:color="auto" w:fill="100000"/>
+        <w:rPr>
+          <w:rFonts w:ascii="Calibri" w:hAnsi="Calibri" w:cs="Calibri"/>
+          <w:sz w:val="22"/>
+        </w:rPr>
+      </w:pPr>
+    </w:p>
+    <w:p>
+      <w:pPr>
+        <w:pStyle w:val="Prrafodelista"/>
+        <w:numPr>
+          <w:ilvl w:val="0"/>
+          <w:numId w:val="28"/>
         </w:numPr>
         <w:shd w:val="clear" w:color="auto" w:fill="100000"/>
         <w:rPr>
@@ -7848,7 +7923,7 @@
         <w:pStyle w:val="Prrafodelista"/>
         <w:numPr>
           <w:ilvl w:val="0"/>
-          <w:numId w:val="27"/>
+          <w:numId w:val="28"/>
         </w:numPr>
         <w:shd w:val="clear" w:color="auto" w:fill="100000"/>
         <w:rPr>
@@ -7879,7 +7954,7 @@
         <w:pStyle w:val="Prrafodelista"/>
         <w:numPr>
           <w:ilvl w:val="0"/>
-          <w:numId w:val="28"/>
+          <w:numId w:val="29"/>
         </w:numPr>
         <w:shd w:val="clear" w:color="auto" w:fill="100000"/>
         <w:rPr>
@@ -7917,7 +7992,7 @@
         <w:pStyle w:val="Prrafodelista"/>
         <w:numPr>
           <w:ilvl w:val="0"/>
-          <w:numId w:val="28"/>
+          <w:numId w:val="29"/>
         </w:numPr>
         <w:shd w:val="clear" w:color="auto" w:fill="100000"/>
         <w:rPr>
@@ -7938,21 +8013,21 @@
         <w:pStyle w:val="Prrafodelista"/>
         <w:numPr>
           <w:ilvl w:val="0"/>
-          <w:numId w:val="28"/>
-        </w:numPr>
-        <w:shd w:val="clear" w:color="auto" w:fill="100000"/>
-        <w:rPr>
-          <w:rFonts w:ascii="Calibri" w:hAnsi="Calibri" w:cs="Calibri"/>
-          <w:sz w:val="22"/>
-        </w:rPr>
-      </w:pPr>
-    </w:p>
-    <w:p>
-      <w:pPr>
-        <w:pStyle w:val="Prrafodelista"/>
-        <w:numPr>
-          <w:ilvl w:val="0"/>
-          <w:numId w:val="28"/>
+          <w:numId w:val="29"/>
+        </w:numPr>
+        <w:shd w:val="clear" w:color="auto" w:fill="100000"/>
+        <w:rPr>
+          <w:rFonts w:ascii="Calibri" w:hAnsi="Calibri" w:cs="Calibri"/>
+          <w:sz w:val="22"/>
+        </w:rPr>
+      </w:pPr>
+    </w:p>
+    <w:p>
+      <w:pPr>
+        <w:pStyle w:val="Prrafodelista"/>
+        <w:numPr>
+          <w:ilvl w:val="0"/>
+          <w:numId w:val="29"/>
         </w:numPr>
         <w:shd w:val="clear" w:color="auto" w:fill="100000"/>
         <w:rPr>
@@ -7975,21 +8050,21 @@
         <w:pStyle w:val="Prrafodelista"/>
         <w:numPr>
           <w:ilvl w:val="0"/>
-          <w:numId w:val="28"/>
-        </w:numPr>
-        <w:shd w:val="clear" w:color="auto" w:fill="100000"/>
-        <w:rPr>
-          <w:rFonts w:ascii="Calibri" w:hAnsi="Calibri" w:cs="Calibri"/>
-          <w:sz w:val="22"/>
-        </w:rPr>
-      </w:pPr>
-    </w:p>
-    <w:p>
-      <w:pPr>
-        <w:pStyle w:val="Prrafodelista"/>
-        <w:numPr>
-          <w:ilvl w:val="0"/>
-          <w:numId w:val="28"/>
+          <w:numId w:val="29"/>
+        </w:numPr>
+        <w:shd w:val="clear" w:color="auto" w:fill="100000"/>
+        <w:rPr>
+          <w:rFonts w:ascii="Calibri" w:hAnsi="Calibri" w:cs="Calibri"/>
+          <w:sz w:val="22"/>
+        </w:rPr>
+      </w:pPr>
+    </w:p>
+    <w:p>
+      <w:pPr>
+        <w:pStyle w:val="Prrafodelista"/>
+        <w:numPr>
+          <w:ilvl w:val="0"/>
+          <w:numId w:val="29"/>
         </w:numPr>
         <w:shd w:val="clear" w:color="auto" w:fill="100000"/>
         <w:rPr>
@@ -8010,21 +8085,21 @@
         <w:pStyle w:val="Prrafodelista"/>
         <w:numPr>
           <w:ilvl w:val="0"/>
-          <w:numId w:val="28"/>
-        </w:numPr>
-        <w:shd w:val="clear" w:color="auto" w:fill="100000"/>
-        <w:rPr>
-          <w:rFonts w:ascii="Calibri" w:hAnsi="Calibri" w:cs="Calibri"/>
-          <w:sz w:val="22"/>
-        </w:rPr>
-      </w:pPr>
-    </w:p>
-    <w:p>
-      <w:pPr>
-        <w:pStyle w:val="Prrafodelista"/>
-        <w:numPr>
-          <w:ilvl w:val="0"/>
-          <w:numId w:val="28"/>
+          <w:numId w:val="29"/>
+        </w:numPr>
+        <w:shd w:val="clear" w:color="auto" w:fill="100000"/>
+        <w:rPr>
+          <w:rFonts w:ascii="Calibri" w:hAnsi="Calibri" w:cs="Calibri"/>
+          <w:sz w:val="22"/>
+        </w:rPr>
+      </w:pPr>
+    </w:p>
+    <w:p>
+      <w:pPr>
+        <w:pStyle w:val="Prrafodelista"/>
+        <w:numPr>
+          <w:ilvl w:val="0"/>
+          <w:numId w:val="29"/>
         </w:numPr>
         <w:shd w:val="clear" w:color="auto" w:fill="100000"/>
         <w:rPr>
@@ -8047,21 +8122,21 @@
         <w:pStyle w:val="Prrafodelista"/>
         <w:numPr>
           <w:ilvl w:val="0"/>
-          <w:numId w:val="28"/>
-        </w:numPr>
-        <w:shd w:val="clear" w:color="auto" w:fill="100000"/>
-        <w:rPr>
-          <w:rFonts w:ascii="Calibri" w:hAnsi="Calibri" w:cs="Calibri"/>
-          <w:sz w:val="22"/>
-        </w:rPr>
-      </w:pPr>
-    </w:p>
-    <w:p>
-      <w:pPr>
-        <w:pStyle w:val="Prrafodelista"/>
-        <w:numPr>
-          <w:ilvl w:val="0"/>
-          <w:numId w:val="28"/>
+          <w:numId w:val="29"/>
+        </w:numPr>
+        <w:shd w:val="clear" w:color="auto" w:fill="100000"/>
+        <w:rPr>
+          <w:rFonts w:ascii="Calibri" w:hAnsi="Calibri" w:cs="Calibri"/>
+          <w:sz w:val="22"/>
+        </w:rPr>
+      </w:pPr>
+    </w:p>
+    <w:p>
+      <w:pPr>
+        <w:pStyle w:val="Prrafodelista"/>
+        <w:numPr>
+          <w:ilvl w:val="0"/>
+          <w:numId w:val="29"/>
         </w:numPr>
         <w:shd w:val="clear" w:color="auto" w:fill="100000"/>
         <w:rPr>
@@ -8082,21 +8157,21 @@
         <w:pStyle w:val="Prrafodelista"/>
         <w:numPr>
           <w:ilvl w:val="0"/>
-          <w:numId w:val="28"/>
-        </w:numPr>
-        <w:shd w:val="clear" w:color="auto" w:fill="100000"/>
-        <w:rPr>
-          <w:rFonts w:ascii="Calibri" w:hAnsi="Calibri" w:cs="Calibri"/>
-          <w:sz w:val="22"/>
-        </w:rPr>
-      </w:pPr>
-    </w:p>
-    <w:p>
-      <w:pPr>
-        <w:pStyle w:val="Prrafodelista"/>
-        <w:numPr>
-          <w:ilvl w:val="0"/>
-          <w:numId w:val="28"/>
+          <w:numId w:val="29"/>
+        </w:numPr>
+        <w:shd w:val="clear" w:color="auto" w:fill="100000"/>
+        <w:rPr>
+          <w:rFonts w:ascii="Calibri" w:hAnsi="Calibri" w:cs="Calibri"/>
+          <w:sz w:val="22"/>
+        </w:rPr>
+      </w:pPr>
+    </w:p>
+    <w:p>
+      <w:pPr>
+        <w:pStyle w:val="Prrafodelista"/>
+        <w:numPr>
+          <w:ilvl w:val="0"/>
+          <w:numId w:val="29"/>
         </w:numPr>
         <w:shd w:val="clear" w:color="auto" w:fill="100000"/>
         <w:rPr>
@@ -8134,7 +8209,7 @@
         <w:pStyle w:val="Prrafodelista"/>
         <w:numPr>
           <w:ilvl w:val="0"/>
-          <w:numId w:val="29"/>
+          <w:numId w:val="30"/>
         </w:numPr>
         <w:shd w:val="clear" w:color="auto" w:fill="100000"/>
         <w:rPr>
@@ -8155,21 +8230,21 @@
         <w:pStyle w:val="Prrafodelista"/>
         <w:numPr>
           <w:ilvl w:val="0"/>
-          <w:numId w:val="29"/>
-        </w:numPr>
-        <w:shd w:val="clear" w:color="auto" w:fill="100000"/>
-        <w:rPr>
-          <w:rFonts w:ascii="Calibri" w:hAnsi="Calibri" w:cs="Calibri"/>
-          <w:sz w:val="22"/>
-        </w:rPr>
-      </w:pPr>
-    </w:p>
-    <w:p>
-      <w:pPr>
-        <w:pStyle w:val="Prrafodelista"/>
-        <w:numPr>
-          <w:ilvl w:val="0"/>
-          <w:numId w:val="29"/>
+          <w:numId w:val="30"/>
+        </w:numPr>
+        <w:shd w:val="clear" w:color="auto" w:fill="100000"/>
+        <w:rPr>
+          <w:rFonts w:ascii="Calibri" w:hAnsi="Calibri" w:cs="Calibri"/>
+          <w:sz w:val="22"/>
+        </w:rPr>
+      </w:pPr>
+    </w:p>
+    <w:p>
+      <w:pPr>
+        <w:pStyle w:val="Prrafodelista"/>
+        <w:numPr>
+          <w:ilvl w:val="0"/>
+          <w:numId w:val="30"/>
         </w:numPr>
         <w:shd w:val="clear" w:color="auto" w:fill="100000"/>
         <w:rPr>
@@ -8207,7 +8282,7 @@
         <w:pStyle w:val="Prrafodelista"/>
         <w:numPr>
           <w:ilvl w:val="0"/>
-          <w:numId w:val="30"/>
+          <w:numId w:val="31"/>
         </w:numPr>
         <w:shd w:val="clear" w:color="auto" w:fill="100000"/>
         <w:rPr>
@@ -8272,7 +8347,7 @@
         <w:pStyle w:val="Prrafodelista"/>
         <w:numPr>
           <w:ilvl w:val="0"/>
-          <w:numId w:val="30"/>
+          <w:numId w:val="31"/>
         </w:numPr>
         <w:shd w:val="clear" w:color="auto" w:fill="100000"/>
         <w:rPr>
@@ -8393,7 +8468,7 @@
         <w:pStyle w:val="Prrafodelista"/>
         <w:numPr>
           <w:ilvl w:val="0"/>
-          <w:numId w:val="30"/>
+          <w:numId w:val="31"/>
         </w:numPr>
         <w:shd w:val="clear" w:color="auto" w:fill="100000"/>
         <w:rPr>
@@ -8458,7 +8533,7 @@
         <w:pStyle w:val="Prrafodelista"/>
         <w:numPr>
           <w:ilvl w:val="0"/>
-          <w:numId w:val="30"/>
+          <w:numId w:val="31"/>
         </w:numPr>
         <w:shd w:val="clear" w:color="auto" w:fill="100000"/>
         <w:rPr>
@@ -8552,7 +8627,7 @@
         <w:pStyle w:val="Prrafodelista"/>
         <w:numPr>
           <w:ilvl w:val="0"/>
-          <w:numId w:val="30"/>
+          <w:numId w:val="31"/>
         </w:numPr>
         <w:shd w:val="clear" w:color="auto" w:fill="100000"/>
         <w:rPr>
@@ -8617,7 +8692,7 @@
         <w:pStyle w:val="Prrafodelista"/>
         <w:numPr>
           <w:ilvl w:val="0"/>
-          <w:numId w:val="30"/>
+          <w:numId w:val="31"/>
         </w:numPr>
         <w:shd w:val="clear" w:color="auto" w:fill="100000"/>
         <w:rPr>
@@ -8738,7 +8813,7 @@
         <w:pStyle w:val="Prrafodelista"/>
         <w:numPr>
           <w:ilvl w:val="0"/>
-          <w:numId w:val="30"/>
+          <w:numId w:val="31"/>
         </w:numPr>
         <w:shd w:val="clear" w:color="auto" w:fill="100000"/>
         <w:rPr>
@@ -8776,7 +8851,7 @@
         <w:pStyle w:val="Prrafodelista"/>
         <w:numPr>
           <w:ilvl w:val="0"/>
-          <w:numId w:val="30"/>
+          <w:numId w:val="31"/>
         </w:numPr>
         <w:shd w:val="clear" w:color="auto" w:fill="100000"/>
         <w:rPr>
@@ -8797,21 +8872,21 @@
         <w:pStyle w:val="Prrafodelista"/>
         <w:numPr>
           <w:ilvl w:val="0"/>
-          <w:numId w:val="30"/>
-        </w:numPr>
-        <w:shd w:val="clear" w:color="auto" w:fill="100000"/>
-        <w:rPr>
-          <w:rFonts w:ascii="Calibri" w:hAnsi="Calibri" w:cs="Calibri"/>
-          <w:sz w:val="22"/>
-        </w:rPr>
-      </w:pPr>
-    </w:p>
-    <w:p>
-      <w:pPr>
-        <w:pStyle w:val="Prrafodelista"/>
-        <w:numPr>
-          <w:ilvl w:val="0"/>
-          <w:numId w:val="30"/>
+          <w:numId w:val="31"/>
+        </w:numPr>
+        <w:shd w:val="clear" w:color="auto" w:fill="100000"/>
+        <w:rPr>
+          <w:rFonts w:ascii="Calibri" w:hAnsi="Calibri" w:cs="Calibri"/>
+          <w:sz w:val="22"/>
+        </w:rPr>
+      </w:pPr>
+    </w:p>
+    <w:p>
+      <w:pPr>
+        <w:pStyle w:val="Prrafodelista"/>
+        <w:numPr>
+          <w:ilvl w:val="0"/>
+          <w:numId w:val="31"/>
         </w:numPr>
         <w:shd w:val="clear" w:color="auto" w:fill="100000"/>
         <w:rPr>
@@ -8832,21 +8907,21 @@
         <w:pStyle w:val="Prrafodelista"/>
         <w:numPr>
           <w:ilvl w:val="0"/>
-          <w:numId w:val="30"/>
-        </w:numPr>
-        <w:shd w:val="clear" w:color="auto" w:fill="100000"/>
-        <w:rPr>
-          <w:rFonts w:ascii="Calibri" w:hAnsi="Calibri" w:cs="Calibri"/>
-          <w:sz w:val="22"/>
-        </w:rPr>
-      </w:pPr>
-    </w:p>
-    <w:p>
-      <w:pPr>
-        <w:pStyle w:val="Prrafodelista"/>
-        <w:numPr>
-          <w:ilvl w:val="0"/>
-          <w:numId w:val="30"/>
+          <w:numId w:val="31"/>
+        </w:numPr>
+        <w:shd w:val="clear" w:color="auto" w:fill="100000"/>
+        <w:rPr>
+          <w:rFonts w:ascii="Calibri" w:hAnsi="Calibri" w:cs="Calibri"/>
+          <w:sz w:val="22"/>
+        </w:rPr>
+      </w:pPr>
+    </w:p>
+    <w:p>
+      <w:pPr>
+        <w:pStyle w:val="Prrafodelista"/>
+        <w:numPr>
+          <w:ilvl w:val="0"/>
+          <w:numId w:val="31"/>
         </w:numPr>
         <w:shd w:val="clear" w:color="auto" w:fill="100000"/>
         <w:rPr>
@@ -8867,21 +8942,21 @@
         <w:pStyle w:val="Prrafodelista"/>
         <w:numPr>
           <w:ilvl w:val="0"/>
-          <w:numId w:val="30"/>
-        </w:numPr>
-        <w:shd w:val="clear" w:color="auto" w:fill="100000"/>
-        <w:rPr>
-          <w:rFonts w:ascii="Calibri" w:hAnsi="Calibri" w:cs="Calibri"/>
-          <w:sz w:val="22"/>
-        </w:rPr>
-      </w:pPr>
-    </w:p>
-    <w:p>
-      <w:pPr>
-        <w:pStyle w:val="Prrafodelista"/>
-        <w:numPr>
-          <w:ilvl w:val="0"/>
-          <w:numId w:val="30"/>
+          <w:numId w:val="31"/>
+        </w:numPr>
+        <w:shd w:val="clear" w:color="auto" w:fill="100000"/>
+        <w:rPr>
+          <w:rFonts w:ascii="Calibri" w:hAnsi="Calibri" w:cs="Calibri"/>
+          <w:sz w:val="22"/>
+        </w:rPr>
+      </w:pPr>
+    </w:p>
+    <w:p>
+      <w:pPr>
+        <w:pStyle w:val="Prrafodelista"/>
+        <w:numPr>
+          <w:ilvl w:val="0"/>
+          <w:numId w:val="31"/>
         </w:numPr>
         <w:shd w:val="clear" w:color="auto" w:fill="100000"/>
         <w:rPr>
@@ -8904,7 +8979,7 @@
         <w:pStyle w:val="Prrafodelista"/>
         <w:numPr>
           <w:ilvl w:val="0"/>
-          <w:numId w:val="30"/>
+          <w:numId w:val="31"/>
         </w:numPr>
         <w:shd w:val="clear" w:color="auto" w:fill="100000"/>
         <w:rPr>
@@ -8935,7 +9010,7 @@
         <w:pStyle w:val="Prrafodelista"/>
         <w:numPr>
           <w:ilvl w:val="0"/>
-          <w:numId w:val="31"/>
+          <w:numId w:val="32"/>
         </w:numPr>
         <w:shd w:val="clear" w:color="auto" w:fill="100000"/>
         <w:rPr>
@@ -8973,7 +9048,7 @@
         <w:pStyle w:val="Prrafodelista"/>
         <w:numPr>
           <w:ilvl w:val="0"/>
-          <w:numId w:val="31"/>
+          <w:numId w:val="32"/>
         </w:numPr>
         <w:shd w:val="clear" w:color="auto" w:fill="100000"/>
         <w:rPr>
@@ -9011,7 +9086,7 @@
         <w:pStyle w:val="Prrafodelista"/>
         <w:numPr>
           <w:ilvl w:val="0"/>
-          <w:numId w:val="31"/>
+          <w:numId w:val="32"/>
         </w:numPr>
         <w:shd w:val="clear" w:color="auto" w:fill="100000"/>
         <w:rPr>
@@ -9117,7 +9192,7 @@
         <w:pStyle w:val="Prrafodelista"/>
         <w:numPr>
           <w:ilvl w:val="0"/>
-          <w:numId w:val="31"/>
+          <w:numId w:val="32"/>
         </w:numPr>
         <w:shd w:val="clear" w:color="auto" w:fill="100000"/>
         <w:rPr>
@@ -9155,7 +9230,7 @@
         <w:pStyle w:val="Prrafodelista"/>
         <w:numPr>
           <w:ilvl w:val="0"/>
-          <w:numId w:val="31"/>
+          <w:numId w:val="32"/>
         </w:numPr>
         <w:shd w:val="clear" w:color="auto" w:fill="100000"/>
         <w:rPr>
@@ -9193,7 +9268,7 @@
         <w:pStyle w:val="Prrafodelista"/>
         <w:numPr>
           <w:ilvl w:val="0"/>
-          <w:numId w:val="31"/>
+          <w:numId w:val="32"/>
         </w:numPr>
         <w:shd w:val="clear" w:color="auto" w:fill="100000"/>
         <w:rPr>
@@ -9214,21 +9289,21 @@
         <w:pStyle w:val="Prrafodelista"/>
         <w:numPr>
           <w:ilvl w:val="0"/>
-          <w:numId w:val="31"/>
-        </w:numPr>
-        <w:shd w:val="clear" w:color="auto" w:fill="100000"/>
-        <w:rPr>
-          <w:rFonts w:ascii="Calibri" w:hAnsi="Calibri" w:cs="Calibri"/>
-          <w:sz w:val="22"/>
-        </w:rPr>
-      </w:pPr>
-    </w:p>
-    <w:p>
-      <w:pPr>
-        <w:pStyle w:val="Prrafodelista"/>
-        <w:numPr>
-          <w:ilvl w:val="0"/>
-          <w:numId w:val="31"/>
+          <w:numId w:val="32"/>
+        </w:numPr>
+        <w:shd w:val="clear" w:color="auto" w:fill="100000"/>
+        <w:rPr>
+          <w:rFonts w:ascii="Calibri" w:hAnsi="Calibri" w:cs="Calibri"/>
+          <w:sz w:val="22"/>
+        </w:rPr>
+      </w:pPr>
+    </w:p>
+    <w:p>
+      <w:pPr>
+        <w:pStyle w:val="Prrafodelista"/>
+        <w:numPr>
+          <w:ilvl w:val="0"/>
+          <w:numId w:val="32"/>
         </w:numPr>
         <w:shd w:val="clear" w:color="auto" w:fill="100000"/>
         <w:rPr>
@@ -9251,7 +9326,7 @@
         <w:pStyle w:val="Prrafodelista"/>
         <w:numPr>
           <w:ilvl w:val="0"/>
-          <w:numId w:val="31"/>
+          <w:numId w:val="32"/>
         </w:numPr>
         <w:shd w:val="clear" w:color="auto" w:fill="100000"/>
         <w:rPr>
@@ -9282,7 +9357,7 @@
         <w:pStyle w:val="Prrafodelista"/>
         <w:numPr>
           <w:ilvl w:val="0"/>
-          <w:numId w:val="32"/>
+          <w:numId w:val="33"/>
         </w:numPr>
         <w:shd w:val="clear" w:color="auto" w:fill="100000"/>
         <w:rPr>
@@ -9320,7 +9395,7 @@
         <w:pStyle w:val="Prrafodelista"/>
         <w:numPr>
           <w:ilvl w:val="0"/>
-          <w:numId w:val="32"/>
+          <w:numId w:val="33"/>
         </w:numPr>
         <w:shd w:val="clear" w:color="auto" w:fill="100000"/>
         <w:rPr>
@@ -9358,7 +9433,7 @@
         <w:pStyle w:val="Prrafodelista"/>
         <w:numPr>
           <w:ilvl w:val="0"/>
-          <w:numId w:val="32"/>
+          <w:numId w:val="33"/>
         </w:numPr>
         <w:shd w:val="clear" w:color="auto" w:fill="100000"/>
         <w:rPr>
@@ -9379,21 +9454,21 @@
         <w:pStyle w:val="Prrafodelista"/>
         <w:numPr>
           <w:ilvl w:val="0"/>
-          <w:numId w:val="32"/>
-        </w:numPr>
-        <w:shd w:val="clear" w:color="auto" w:fill="100000"/>
-        <w:rPr>
-          <w:rFonts w:ascii="Calibri" w:hAnsi="Calibri" w:cs="Calibri"/>
-          <w:sz w:val="22"/>
-        </w:rPr>
-      </w:pPr>
-    </w:p>
-    <w:p>
-      <w:pPr>
-        <w:pStyle w:val="Prrafodelista"/>
-        <w:numPr>
-          <w:ilvl w:val="0"/>
-          <w:numId w:val="32"/>
+          <w:numId w:val="33"/>
+        </w:numPr>
+        <w:shd w:val="clear" w:color="auto" w:fill="100000"/>
+        <w:rPr>
+          <w:rFonts w:ascii="Calibri" w:hAnsi="Calibri" w:cs="Calibri"/>
+          <w:sz w:val="22"/>
+        </w:rPr>
+      </w:pPr>
+    </w:p>
+    <w:p>
+      <w:pPr>
+        <w:pStyle w:val="Prrafodelista"/>
+        <w:numPr>
+          <w:ilvl w:val="0"/>
+          <w:numId w:val="33"/>
         </w:numPr>
         <w:shd w:val="clear" w:color="auto" w:fill="100000"/>
         <w:rPr>
@@ -9416,21 +9491,21 @@
         <w:pStyle w:val="Prrafodelista"/>
         <w:numPr>
           <w:ilvl w:val="0"/>
-          <w:numId w:val="32"/>
-        </w:numPr>
-        <w:shd w:val="clear" w:color="auto" w:fill="100000"/>
-        <w:rPr>
-          <w:rFonts w:ascii="Calibri" w:hAnsi="Calibri" w:cs="Calibri"/>
-          <w:sz w:val="22"/>
-        </w:rPr>
-      </w:pPr>
-    </w:p>
-    <w:p>
-      <w:pPr>
-        <w:pStyle w:val="Prrafodelista"/>
-        <w:numPr>
-          <w:ilvl w:val="0"/>
-          <w:numId w:val="32"/>
+          <w:numId w:val="33"/>
+        </w:numPr>
+        <w:shd w:val="clear" w:color="auto" w:fill="100000"/>
+        <w:rPr>
+          <w:rFonts w:ascii="Calibri" w:hAnsi="Calibri" w:cs="Calibri"/>
+          <w:sz w:val="22"/>
+        </w:rPr>
+      </w:pPr>
+    </w:p>
+    <w:p>
+      <w:pPr>
+        <w:pStyle w:val="Prrafodelista"/>
+        <w:numPr>
+          <w:ilvl w:val="0"/>
+          <w:numId w:val="33"/>
         </w:numPr>
         <w:shd w:val="clear" w:color="auto" w:fill="100000"/>
         <w:rPr>
@@ -9451,7 +9526,7 @@
         <w:pStyle w:val="Prrafodelista"/>
         <w:numPr>
           <w:ilvl w:val="0"/>
-          <w:numId w:val="32"/>
+          <w:numId w:val="33"/>
         </w:numPr>
         <w:shd w:val="clear" w:color="auto" w:fill="100000"/>
         <w:rPr>
@@ -9482,7 +9557,7 @@
         <w:pStyle w:val="Prrafodelista"/>
         <w:numPr>
           <w:ilvl w:val="0"/>
-          <w:numId w:val="33"/>
+          <w:numId w:val="34"/>
         </w:numPr>
         <w:shd w:val="clear" w:color="auto" w:fill="100000"/>
         <w:rPr>
@@ -9520,7 +9595,7 @@
         <w:pStyle w:val="Prrafodelista"/>
         <w:numPr>
           <w:ilvl w:val="0"/>
-          <w:numId w:val="33"/>
+          <w:numId w:val="34"/>
         </w:numPr>
         <w:shd w:val="clear" w:color="auto" w:fill="100000"/>
         <w:rPr>
@@ -9614,7 +9689,7 @@
         <w:pStyle w:val="Prrafodelista"/>
         <w:numPr>
           <w:ilvl w:val="0"/>
-          <w:numId w:val="33"/>
+          <w:numId w:val="34"/>
         </w:numPr>
         <w:shd w:val="clear" w:color="auto" w:fill="100000"/>
         <w:rPr>
@@ -9652,7 +9727,7 @@
         <w:pStyle w:val="Prrafodelista"/>
         <w:numPr>
           <w:ilvl w:val="0"/>
-          <w:numId w:val="33"/>
+          <w:numId w:val="34"/>
         </w:numPr>
         <w:shd w:val="clear" w:color="auto" w:fill="100000"/>
         <w:rPr>
@@ -9717,20 +9792,20 @@
         <w:pStyle w:val="Prrafodelista"/>
         <w:numPr>
           <w:ilvl w:val="0"/>
-          <w:numId w:val="33"/>
-        </w:numPr>
-        <w:shd w:val="clear" w:color="auto" w:fill="100000"/>
-        <w:rPr>
-          <w:rFonts w:ascii="Calibri" w:hAnsi="Calibri" w:cs="Calibri"/>
-          <w:sz w:val="22"/>
-        </w:rPr>
-      </w:pPr>
-      <w:r>
-        <w:rPr>
-          <w:rFonts w:ascii="Calibri" w:hAnsi="Calibri" w:cs="Calibri"/>
-          <w:sz w:val="22"/>
-        </w:rPr>
-        <w:t>sobre contratos mas claros,</w:t>
+          <w:numId w:val="34"/>
+        </w:numPr>
+        <w:shd w:val="clear" w:color="auto" w:fill="100000"/>
+        <w:rPr>
+          <w:rFonts w:ascii="Calibri" w:hAnsi="Calibri" w:cs="Calibri"/>
+          <w:sz w:val="22"/>
+        </w:rPr>
+      </w:pPr>
+      <w:r>
+        <w:rPr>
+          <w:rFonts w:ascii="Calibri" w:hAnsi="Calibri" w:cs="Calibri"/>
+          <w:sz w:val="22"/>
+        </w:rPr>
+        <w:t>sobre aplicacion consistente del contrato canonico ya definido,</w:t>
       </w:r>
     </w:p>
     <w:p>
@@ -9755,7 +9830,7 @@
         <w:pStyle w:val="Prrafodelista"/>
         <w:numPr>
           <w:ilvl w:val="0"/>
-          <w:numId w:val="33"/>
+          <w:numId w:val="34"/>
         </w:numPr>
         <w:shd w:val="clear" w:color="auto" w:fill="100000"/>
         <w:rPr>
@@ -9776,21 +9851,21 @@
         <w:pStyle w:val="Prrafodelista"/>
         <w:numPr>
           <w:ilvl w:val="0"/>
-          <w:numId w:val="33"/>
-        </w:numPr>
-        <w:shd w:val="clear" w:color="auto" w:fill="100000"/>
-        <w:rPr>
-          <w:rFonts w:ascii="Calibri" w:hAnsi="Calibri" w:cs="Calibri"/>
-          <w:sz w:val="22"/>
-        </w:rPr>
-      </w:pPr>
-    </w:p>
-    <w:p>
-      <w:pPr>
-        <w:pStyle w:val="Prrafodelista"/>
-        <w:numPr>
-          <w:ilvl w:val="0"/>
-          <w:numId w:val="33"/>
+          <w:numId w:val="34"/>
+        </w:numPr>
+        <w:shd w:val="clear" w:color="auto" w:fill="100000"/>
+        <w:rPr>
+          <w:rFonts w:ascii="Calibri" w:hAnsi="Calibri" w:cs="Calibri"/>
+          <w:sz w:val="22"/>
+        </w:rPr>
+      </w:pPr>
+    </w:p>
+    <w:p>
+      <w:pPr>
+        <w:pStyle w:val="Prrafodelista"/>
+        <w:numPr>
+          <w:ilvl w:val="0"/>
+          <w:numId w:val="34"/>
         </w:numPr>
         <w:shd w:val="clear" w:color="auto" w:fill="100000"/>
         <w:rPr>
@@ -9813,21 +9888,21 @@
         <w:pStyle w:val="Prrafodelista"/>
         <w:numPr>
           <w:ilvl w:val="0"/>
-          <w:numId w:val="33"/>
-        </w:numPr>
-        <w:shd w:val="clear" w:color="auto" w:fill="100000"/>
-        <w:rPr>
-          <w:rFonts w:ascii="Calibri" w:hAnsi="Calibri" w:cs="Calibri"/>
-          <w:sz w:val="22"/>
-        </w:rPr>
-      </w:pPr>
-    </w:p>
-    <w:p>
-      <w:pPr>
-        <w:pStyle w:val="Prrafodelista"/>
-        <w:numPr>
-          <w:ilvl w:val="0"/>
-          <w:numId w:val="33"/>
+          <w:numId w:val="34"/>
+        </w:numPr>
+        <w:shd w:val="clear" w:color="auto" w:fill="100000"/>
+        <w:rPr>
+          <w:rFonts w:ascii="Calibri" w:hAnsi="Calibri" w:cs="Calibri"/>
+          <w:sz w:val="22"/>
+        </w:rPr>
+      </w:pPr>
+    </w:p>
+    <w:p>
+      <w:pPr>
+        <w:pStyle w:val="Prrafodelista"/>
+        <w:numPr>
+          <w:ilvl w:val="0"/>
+          <w:numId w:val="34"/>
         </w:numPr>
         <w:shd w:val="clear" w:color="auto" w:fill="100000"/>
         <w:rPr>
@@ -9850,7 +9925,7 @@
         <w:pStyle w:val="Prrafodelista"/>
         <w:numPr>
           <w:ilvl w:val="0"/>
-          <w:numId w:val="33"/>
+          <w:numId w:val="34"/>
         </w:numPr>
         <w:shd w:val="clear" w:color="auto" w:fill="100000"/>
         <w:rPr>
@@ -9881,7 +9956,7 @@
         <w:pStyle w:val="Prrafodelista"/>
         <w:numPr>
           <w:ilvl w:val="0"/>
-          <w:numId w:val="34"/>
+          <w:numId w:val="35"/>
         </w:numPr>
         <w:shd w:val="clear" w:color="auto" w:fill="100000"/>
         <w:rPr>
@@ -9919,7 +9994,7 @@
         <w:pStyle w:val="Prrafodelista"/>
         <w:numPr>
           <w:ilvl w:val="0"/>
-          <w:numId w:val="34"/>
+          <w:numId w:val="35"/>
         </w:numPr>
         <w:shd w:val="clear" w:color="auto" w:fill="100000"/>
         <w:rPr>
@@ -9957,7 +10032,7 @@
         <w:pStyle w:val="Prrafodelista"/>
         <w:numPr>
           <w:ilvl w:val="0"/>
-          <w:numId w:val="34"/>
+          <w:numId w:val="35"/>
         </w:numPr>
         <w:shd w:val="clear" w:color="auto" w:fill="100000"/>
         <w:rPr>
@@ -9978,21 +10053,21 @@
         <w:pStyle w:val="Prrafodelista"/>
         <w:numPr>
           <w:ilvl w:val="0"/>
-          <w:numId w:val="34"/>
-        </w:numPr>
-        <w:shd w:val="clear" w:color="auto" w:fill="100000"/>
-        <w:rPr>
-          <w:rFonts w:ascii="Calibri" w:hAnsi="Calibri" w:cs="Calibri"/>
-          <w:sz w:val="22"/>
-        </w:rPr>
-      </w:pPr>
-    </w:p>
-    <w:p>
-      <w:pPr>
-        <w:pStyle w:val="Prrafodelista"/>
-        <w:numPr>
-          <w:ilvl w:val="0"/>
-          <w:numId w:val="34"/>
+          <w:numId w:val="35"/>
+        </w:numPr>
+        <w:shd w:val="clear" w:color="auto" w:fill="100000"/>
+        <w:rPr>
+          <w:rFonts w:ascii="Calibri" w:hAnsi="Calibri" w:cs="Calibri"/>
+          <w:sz w:val="22"/>
+        </w:rPr>
+      </w:pPr>
+    </w:p>
+    <w:p>
+      <w:pPr>
+        <w:pStyle w:val="Prrafodelista"/>
+        <w:numPr>
+          <w:ilvl w:val="0"/>
+          <w:numId w:val="35"/>
         </w:numPr>
         <w:shd w:val="clear" w:color="auto" w:fill="100000"/>
         <w:rPr>
@@ -10015,7 +10090,7 @@
         <w:pStyle w:val="Prrafodelista"/>
         <w:numPr>
           <w:ilvl w:val="0"/>
-          <w:numId w:val="34"/>
+          <w:numId w:val="35"/>
         </w:numPr>
         <w:shd w:val="clear" w:color="auto" w:fill="100000"/>
         <w:rPr>
@@ -10046,7 +10121,7 @@
         <w:pStyle w:val="Prrafodelista"/>
         <w:numPr>
           <w:ilvl w:val="0"/>
-          <w:numId w:val="35"/>
+          <w:numId w:val="36"/>
         </w:numPr>
         <w:shd w:val="clear" w:color="auto" w:fill="100000"/>
         <w:rPr>
@@ -10084,7 +10159,7 @@
         <w:pStyle w:val="Prrafodelista"/>
         <w:numPr>
           <w:ilvl w:val="0"/>
-          <w:numId w:val="35"/>
+          <w:numId w:val="36"/>
         </w:numPr>
         <w:shd w:val="clear" w:color="auto" w:fill="100000"/>
         <w:rPr>
@@ -10161,7 +10236,7 @@
         <w:pStyle w:val="Prrafodelista"/>
         <w:numPr>
           <w:ilvl w:val="0"/>
-          <w:numId w:val="35"/>
+          <w:numId w:val="36"/>
         </w:numPr>
         <w:shd w:val="clear" w:color="auto" w:fill="100000"/>
         <w:rPr>
@@ -10199,7 +10274,7 @@
         <w:pStyle w:val="Prrafodelista"/>
         <w:numPr>
           <w:ilvl w:val="0"/>
-          <w:numId w:val="35"/>
+          <w:numId w:val="36"/>
         </w:numPr>
         <w:shd w:val="clear" w:color="auto" w:fill="100000"/>
         <w:rPr>
@@ -10237,7 +10312,7 @@
         <w:pStyle w:val="Prrafodelista"/>
         <w:numPr>
           <w:ilvl w:val="0"/>
-          <w:numId w:val="35"/>
+          <w:numId w:val="36"/>
         </w:numPr>
         <w:shd w:val="clear" w:color="auto" w:fill="100000"/>
         <w:rPr>
@@ -10258,21 +10333,21 @@
         <w:pStyle w:val="Prrafodelista"/>
         <w:numPr>
           <w:ilvl w:val="0"/>
-          <w:numId w:val="35"/>
-        </w:numPr>
-        <w:shd w:val="clear" w:color="auto" w:fill="100000"/>
-        <w:rPr>
-          <w:rFonts w:ascii="Calibri" w:hAnsi="Calibri" w:cs="Calibri"/>
-          <w:sz w:val="22"/>
-        </w:rPr>
-      </w:pPr>
-    </w:p>
-    <w:p>
-      <w:pPr>
-        <w:pStyle w:val="Prrafodelista"/>
-        <w:numPr>
-          <w:ilvl w:val="0"/>
-          <w:numId w:val="35"/>
+          <w:numId w:val="36"/>
+        </w:numPr>
+        <w:shd w:val="clear" w:color="auto" w:fill="100000"/>
+        <w:rPr>
+          <w:rFonts w:ascii="Calibri" w:hAnsi="Calibri" w:cs="Calibri"/>
+          <w:sz w:val="22"/>
+        </w:rPr>
+      </w:pPr>
+    </w:p>
+    <w:p>
+      <w:pPr>
+        <w:pStyle w:val="Prrafodelista"/>
+        <w:numPr>
+          <w:ilvl w:val="0"/>
+          <w:numId w:val="36"/>
         </w:numPr>
         <w:shd w:val="clear" w:color="auto" w:fill="100000"/>
         <w:rPr>
@@ -10295,7 +10370,7 @@
         <w:pStyle w:val="Prrafodelista"/>
         <w:numPr>
           <w:ilvl w:val="0"/>
-          <w:numId w:val="35"/>
+          <w:numId w:val="36"/>
         </w:numPr>
         <w:shd w:val="clear" w:color="auto" w:fill="100000"/>
         <w:rPr>
@@ -10326,7 +10401,7 @@
         <w:pStyle w:val="Prrafodelista"/>
         <w:numPr>
           <w:ilvl w:val="0"/>
-          <w:numId w:val="36"/>
+          <w:numId w:val="37"/>
         </w:numPr>
         <w:shd w:val="clear" w:color="auto" w:fill="100000"/>
         <w:rPr>
@@ -10364,58 +10439,20 @@
         <w:pStyle w:val="Prrafodelista"/>
         <w:numPr>
           <w:ilvl w:val="0"/>
-          <w:numId w:val="36"/>
-        </w:numPr>
-        <w:shd w:val="clear" w:color="auto" w:fill="100000"/>
-        <w:rPr>
-          <w:rFonts w:ascii="Calibri" w:hAnsi="Calibri" w:cs="Calibri"/>
-          <w:sz w:val="22"/>
-        </w:rPr>
-      </w:pPr>
-      <w:r>
-        <w:rPr>
-          <w:rFonts w:ascii="Calibri" w:hAnsi="Calibri" w:cs="Calibri"/>
-          <w:sz w:val="22"/>
-        </w:rPr>
-        <w:t>Declarar explicitamente cual es el contrato JSON canonico para cada flujo:</w:t>
-      </w:r>
-    </w:p>
-    <w:p>
-      <w:pPr>
-        <w:shd w:val="clear" w:color="auto" w:fill="100000"/>
-        <w:ind w:left="360"/>
-        <w:rPr>
-          <w:rFonts w:ascii="Calibri" w:hAnsi="Calibri" w:cs="Calibri"/>
-          <w:sz w:val="22"/>
-        </w:rPr>
-      </w:pPr>
-      <w:r>
-        <w:rPr>
-          <w:rFonts w:ascii="Calibri" w:hAnsi="Calibri" w:cs="Calibri"/>
-          <w:sz w:val="22"/>
-        </w:rPr>
-        <w:t>extraccion generica MCP</w:t>
-      </w:r>
-    </w:p>
-    <w:p>
-      <w:pPr>
-        <w:pStyle w:val="Prrafodelista"/>
-        <w:numPr>
-          <w:ilvl w:val="0"/>
-          <w:numId w:val="36"/>
-        </w:numPr>
-        <w:shd w:val="clear" w:color="auto" w:fill="100000"/>
-        <w:rPr>
-          <w:rFonts w:ascii="Calibri" w:hAnsi="Calibri" w:cs="Calibri"/>
-          <w:sz w:val="22"/>
-        </w:rPr>
-      </w:pPr>
-      <w:r>
-        <w:rPr>
-          <w:rFonts w:ascii="Calibri" w:hAnsi="Calibri" w:cs="Calibri"/>
-          <w:sz w:val="22"/>
-        </w:rPr>
-        <w:t>extraccion academica ANECA</w:t>
+          <w:numId w:val="37"/>
+        </w:numPr>
+        <w:shd w:val="clear" w:color="auto" w:fill="100000"/>
+        <w:rPr>
+          <w:rFonts w:ascii="Calibri" w:hAnsi="Calibri" w:cs="Calibri"/>
+          <w:sz w:val="22"/>
+        </w:rPr>
+      </w:pPr>
+      <w:r>
+        <w:rPr>
+          <w:rFonts w:ascii="Calibri" w:hAnsi="Calibri" w:cs="Calibri"/>
+          <w:sz w:val="22"/>
+        </w:rPr>
+        <w:t>Mantener explicitado que el contrato canonico de app es ANECA y mapear cualquier salida tecnica (como `mcp-server`) a ese contrato.</w:t>
       </w:r>
     </w:p>
     <w:p>
@@ -10440,7 +10477,7 @@
         <w:pStyle w:val="Prrafodelista"/>
         <w:numPr>
           <w:ilvl w:val="0"/>
-          <w:numId w:val="36"/>
+          <w:numId w:val="37"/>
         </w:numPr>
         <w:shd w:val="clear" w:color="auto" w:fill="100000"/>
         <w:rPr>
@@ -10534,7 +10571,7 @@
         <w:pStyle w:val="Prrafodelista"/>
         <w:numPr>
           <w:ilvl w:val="0"/>
-          <w:numId w:val="36"/>
+          <w:numId w:val="37"/>
         </w:numPr>
         <w:shd w:val="clear" w:color="auto" w:fill="100000"/>
         <w:rPr>
@@ -10572,7 +10609,7 @@
         <w:pStyle w:val="Prrafodelista"/>
         <w:numPr>
           <w:ilvl w:val="0"/>
-          <w:numId w:val="36"/>
+          <w:numId w:val="37"/>
         </w:numPr>
         <w:shd w:val="clear" w:color="auto" w:fill="100000"/>
         <w:rPr>
@@ -10610,7 +10647,7 @@
         <w:pStyle w:val="Prrafodelista"/>
         <w:numPr>
           <w:ilvl w:val="0"/>
-          <w:numId w:val="36"/>
+          <w:numId w:val="37"/>
         </w:numPr>
         <w:shd w:val="clear" w:color="auto" w:fill="100000"/>
         <w:rPr>
@@ -10631,21 +10668,21 @@
         <w:pStyle w:val="Prrafodelista"/>
         <w:numPr>
           <w:ilvl w:val="0"/>
-          <w:numId w:val="36"/>
-        </w:numPr>
-        <w:shd w:val="clear" w:color="auto" w:fill="100000"/>
-        <w:rPr>
-          <w:rFonts w:ascii="Calibri" w:hAnsi="Calibri" w:cs="Calibri"/>
-          <w:sz w:val="22"/>
-        </w:rPr>
-      </w:pPr>
-    </w:p>
-    <w:p>
-      <w:pPr>
-        <w:pStyle w:val="Prrafodelista"/>
-        <w:numPr>
-          <w:ilvl w:val="0"/>
-          <w:numId w:val="36"/>
+          <w:numId w:val="37"/>
+        </w:numPr>
+        <w:shd w:val="clear" w:color="auto" w:fill="100000"/>
+        <w:rPr>
+          <w:rFonts w:ascii="Calibri" w:hAnsi="Calibri" w:cs="Calibri"/>
+          <w:sz w:val="22"/>
+        </w:rPr>
+      </w:pPr>
+    </w:p>
+    <w:p>
+      <w:pPr>
+        <w:pStyle w:val="Prrafodelista"/>
+        <w:numPr>
+          <w:ilvl w:val="0"/>
+          <w:numId w:val="37"/>
         </w:numPr>
         <w:shd w:val="clear" w:color="auto" w:fill="100000"/>
         <w:rPr>
@@ -10683,7 +10720,7 @@
         <w:pStyle w:val="Prrafodelista"/>
         <w:numPr>
           <w:ilvl w:val="0"/>
-          <w:numId w:val="37"/>
+          <w:numId w:val="38"/>
         </w:numPr>
         <w:shd w:val="clear" w:color="auto" w:fill="100000"/>
         <w:rPr>
@@ -10704,42 +10741,80 @@
         <w:pStyle w:val="Prrafodelista"/>
         <w:numPr>
           <w:ilvl w:val="0"/>
-          <w:numId w:val="37"/>
-        </w:numPr>
-        <w:shd w:val="clear" w:color="auto" w:fill="100000"/>
-        <w:rPr>
-          <w:rFonts w:ascii="Calibri" w:hAnsi="Calibri" w:cs="Calibri"/>
-          <w:sz w:val="22"/>
-        </w:rPr>
-      </w:pPr>
-    </w:p>
-    <w:p>
-      <w:pPr>
-        <w:pStyle w:val="Prrafodelista"/>
-        <w:numPr>
-          <w:ilvl w:val="0"/>
-          <w:numId w:val="37"/>
-        </w:numPr>
-        <w:shd w:val="clear" w:color="auto" w:fill="100000"/>
-        <w:rPr>
-          <w:rFonts w:ascii="Calibri" w:hAnsi="Calibri" w:cs="Calibri"/>
-          <w:sz w:val="22"/>
-        </w:rPr>
-      </w:pPr>
-      <w:r>
-        <w:rPr>
-          <w:rFonts w:ascii="Calibri" w:hAnsi="Calibri" w:cs="Calibri"/>
-          <w:sz w:val="22"/>
-        </w:rPr>
-        <w:t>Esto no demuestra integracion completa entre todos los modulos, pero si confirma que los dos contratos documentales principales revisados mantienen hoy su comportamiento interno esperado.</w:t>
-      </w:r>
-    </w:p>
-    <w:p>
-      <w:pPr>
-        <w:pStyle w:val="Prrafodelista"/>
-        <w:numPr>
-          <w:ilvl w:val="0"/>
-          <w:numId w:val="37"/>
+          <w:numId w:val="38"/>
+        </w:numPr>
+        <w:shd w:val="clear" w:color="auto" w:fill="100000"/>
+        <w:rPr>
+          <w:rFonts w:ascii="Calibri" w:hAnsi="Calibri" w:cs="Calibri"/>
+          <w:sz w:val="22"/>
+        </w:rPr>
+      </w:pPr>
+    </w:p>
+    <w:p>
+      <w:pPr>
+        <w:pStyle w:val="Prrafodelista"/>
+        <w:numPr>
+          <w:ilvl w:val="0"/>
+          <w:numId w:val="38"/>
+        </w:numPr>
+        <w:shd w:val="clear" w:color="auto" w:fill="100000"/>
+        <w:rPr>
+          <w:rFonts w:ascii="Calibri" w:hAnsi="Calibri" w:cs="Calibri"/>
+          <w:sz w:val="22"/>
+        </w:rPr>
+      </w:pPr>
+      <w:r>
+        <w:rPr>
+          <w:rFonts w:ascii="Calibri" w:hAnsi="Calibri" w:cs="Calibri"/>
+          <w:sz w:val="22"/>
+        </w:rPr>
+        <w:t>Esto no demuestra integracion completa entre todos los modulos, pero si confirma que:</w:t>
+      </w:r>
+    </w:p>
+    <w:p>
+      <w:pPr>
+        <w:shd w:val="clear" w:color="auto" w:fill="100000"/>
+        <w:ind w:left="360"/>
+        <w:rPr>
+          <w:rFonts w:ascii="Calibri" w:hAnsi="Calibri" w:cs="Calibri"/>
+          <w:sz w:val="22"/>
+        </w:rPr>
+      </w:pPr>
+      <w:r>
+        <w:rPr>
+          <w:rFonts w:ascii="Calibri" w:hAnsi="Calibri" w:cs="Calibri"/>
+          <w:sz w:val="22"/>
+        </w:rPr>
+        <w:t>el contrato canonico documentado (ANECA) esta soportado por el pipeline y tests de su modulo;</w:t>
+      </w:r>
+    </w:p>
+    <w:p>
+      <w:pPr>
+        <w:pStyle w:val="Prrafodelista"/>
+        <w:numPr>
+          <w:ilvl w:val="0"/>
+          <w:numId w:val="39"/>
+        </w:numPr>
+        <w:shd w:val="clear" w:color="auto" w:fill="100000"/>
+        <w:rPr>
+          <w:rFonts w:ascii="Calibri" w:hAnsi="Calibri" w:cs="Calibri"/>
+          <w:sz w:val="22"/>
+        </w:rPr>
+      </w:pPr>
+      <w:r>
+        <w:rPr>
+          <w:rFonts w:ascii="Calibri" w:hAnsi="Calibri" w:cs="Calibri"/>
+          <w:sz w:val="22"/>
+        </w:rPr>
+        <w:t>y el contrato tecnico de `mcp-server` se mantiene estable para extraccion, pendiente de adaptacion integral al canonico en toda la app.</w:t>
+      </w:r>
+    </w:p>
+    <w:p>
+      <w:pPr>
+        <w:pStyle w:val="Prrafodelista"/>
+        <w:numPr>
+          <w:ilvl w:val="0"/>
+          <w:numId w:val="39"/>
         </w:numPr>
         <w:shd w:val="clear" w:color="auto" w:fill="100000"/>
         <w:rPr>
@@ -10761,7 +10836,7 @@
 <file path=word/numbering.xml><?xml version="1.0" encoding="utf-8"?>
 <w:numbering xmlns:wpc="http://schemas.microsoft.com/office/word/2010/wordprocessingCanvas" xmlns:cx="http://schemas.microsoft.com/office/drawing/2014/chartex" xmlns:cx1="http://schemas.microsoft.com/office/drawing/2015/9/8/chartex" xmlns:cx2="http://schemas.microsoft.com/office/drawing/2015/10/21/chartex" xmlns:cx3="http://schemas.microsoft.com/office/drawing/2016/5/9/chartex" xmlns:cx4="http://schemas.microsoft.com/office/drawing/2016/5/10/chartex" xmlns:cx5="http://schemas.microsoft.com/office/drawing/2016/5/11/chartex" xmlns:cx6="http://schemas.microsoft.com/office/drawing/2016/5/12/chartex" xmlns:cx7="http://schemas.microsoft.com/office/drawing/2016/5/13/chartex" xmlns:cx8="http://schemas.microsoft.com/office/drawing/2016/5/14/chartex" xmlns:mc="http://schemas.openxmlformats.org/markup-compatibility/2006" xmlns:aink="http://schemas.microsoft.com/office/drawing/2016/ink" xmlns:am3d="http://schemas.microsoft.com/office/drawing/2017/model3d" xmlns:o="urn:schemas-microsoft-com:office:office" xmlns:oel="http://schemas.microsoft.com/office/2019/extlst" xmlns:r="http://schemas.openxmlformats.org/officeDocument/2006/relationships" xmlns:m="http://schemas.openxmlformats.org/officeDocument/2006/math" xmlns:v="urn:schemas-microsoft-com:vml" xmlns:wp14="http://schemas.microsoft.com/office/word/2010/wordprocessingDrawing" xmlns:wp="http://schemas.openxmlformats.org/drawingml/2006/wordprocessingDrawing" xmlns:w10="urn:schemas-microsoft-com:office:word" xmlns:w="http://schemas.openxmlformats.org/wordprocessingml/2006/main" xmlns:w14="http://schemas.microsoft.com/office/word/2010/wordml" xmlns:w15="http://schemas.microsoft.com/office/word/2012/wordml" xmlns:w16cex="http://schemas.microsoft.com/office/word/2018/wordml/cex" xmlns:w16cid="http://schemas.microsoft.com/office/word/2016/wordml/cid" xmlns:w16="http://schemas.microsoft.com/office/word/2018/wordml" xmlns:w16du="http://schemas.microsoft.com/office/word/2023/wordml/word16du" xmlns:w16sdtdh="http://schemas.microsoft.com/office/word/2020/wordml/sdtdatahash" xmlns:w16sdtfl="http://schemas.microsoft.com/office/word/2024/wordml/sdtformatlock" xmlns:w16se="http://schemas.microsoft.com/office/word/2015/wordml/symex" xmlns:wpg="http://schemas.microsoft.com/office/word/2010/wordprocessingGroup" xmlns:wpi="http://schemas.microsoft.com/office/word/2010/wordprocessingInk" xmlns:wne="http://schemas.microsoft.com/office/word/2006/wordml" xmlns:wps="http://schemas.microsoft.com/office/word/2010/wordprocessingShape" mc:Ignorable="w14 w15 w16se w16cid w16 w16cex w16sdtdh w16sdtfl w16du wp14">
   <w:abstractNum w:abstractNumId="0" w15:restartNumberingAfterBreak="0">
-    <w:nsid w:val="01CF197E"/>
+    <w:nsid w:val="0027767A"/>
     <w:multiLevelType w:val="singleLevel"/>
     <w:tmpl w:val="0C0A0001"/>
     <w:lvl w:ilvl="0">
@@ -10778,7 +10853,7 @@
     </w:lvl>
   </w:abstractNum>
   <w:abstractNum w:abstractNumId="1" w15:restartNumberingAfterBreak="0">
-    <w:nsid w:val="06797D59"/>
+    <w:nsid w:val="0175252E"/>
     <w:multiLevelType w:val="singleLevel"/>
     <w:tmpl w:val="0C0A0001"/>
     <w:lvl w:ilvl="0">
@@ -10795,7 +10870,126 @@
     </w:lvl>
   </w:abstractNum>
   <w:abstractNum w:abstractNumId="2" w15:restartNumberingAfterBreak="0">
-    <w:nsid w:val="080F6AD5"/>
+    <w:nsid w:val="04804A0A"/>
+    <w:multiLevelType w:val="singleLevel"/>
+    <w:tmpl w:val="0C0A0001"/>
+    <w:lvl w:ilvl="0">
+      <w:start w:val="1"/>
+      <w:numFmt w:val="bullet"/>
+      <w:lvlText w:val=""/>
+      <w:lvlJc w:val="left"/>
+      <w:pPr>
+        <w:ind w:left="720" w:hanging="360"/>
+      </w:pPr>
+      <w:rPr>
+        <w:rFonts w:ascii="Symbol" w:hAnsi="Symbol" w:hint="default"/>
+      </w:rPr>
+    </w:lvl>
+  </w:abstractNum>
+  <w:abstractNum w:abstractNumId="3" w15:restartNumberingAfterBreak="0">
+    <w:nsid w:val="078C2D5D"/>
+    <w:multiLevelType w:val="singleLevel"/>
+    <w:tmpl w:val="0C0A0001"/>
+    <w:lvl w:ilvl="0">
+      <w:start w:val="1"/>
+      <w:numFmt w:val="bullet"/>
+      <w:lvlText w:val=""/>
+      <w:lvlJc w:val="left"/>
+      <w:pPr>
+        <w:ind w:left="720" w:hanging="360"/>
+      </w:pPr>
+      <w:rPr>
+        <w:rFonts w:ascii="Symbol" w:hAnsi="Symbol" w:hint="default"/>
+      </w:rPr>
+    </w:lvl>
+  </w:abstractNum>
+  <w:abstractNum w:abstractNumId="4" w15:restartNumberingAfterBreak="0">
+    <w:nsid w:val="07DE7231"/>
+    <w:multiLevelType w:val="singleLevel"/>
+    <w:tmpl w:val="0C0A0001"/>
+    <w:lvl w:ilvl="0">
+      <w:start w:val="1"/>
+      <w:numFmt w:val="bullet"/>
+      <w:lvlText w:val=""/>
+      <w:lvlJc w:val="left"/>
+      <w:pPr>
+        <w:ind w:left="720" w:hanging="360"/>
+      </w:pPr>
+      <w:rPr>
+        <w:rFonts w:ascii="Symbol" w:hAnsi="Symbol" w:hint="default"/>
+      </w:rPr>
+    </w:lvl>
+  </w:abstractNum>
+  <w:abstractNum w:abstractNumId="5" w15:restartNumberingAfterBreak="0">
+    <w:nsid w:val="0D1509BB"/>
+    <w:multiLevelType w:val="singleLevel"/>
+    <w:tmpl w:val="0C0A0001"/>
+    <w:lvl w:ilvl="0">
+      <w:start w:val="1"/>
+      <w:numFmt w:val="bullet"/>
+      <w:lvlText w:val=""/>
+      <w:lvlJc w:val="left"/>
+      <w:pPr>
+        <w:ind w:left="720" w:hanging="360"/>
+      </w:pPr>
+      <w:rPr>
+        <w:rFonts w:ascii="Symbol" w:hAnsi="Symbol" w:hint="default"/>
+      </w:rPr>
+    </w:lvl>
+  </w:abstractNum>
+  <w:abstractNum w:abstractNumId="6" w15:restartNumberingAfterBreak="0">
+    <w:nsid w:val="10BC2C82"/>
+    <w:multiLevelType w:val="singleLevel"/>
+    <w:tmpl w:val="0C0A0001"/>
+    <w:lvl w:ilvl="0">
+      <w:start w:val="1"/>
+      <w:numFmt w:val="bullet"/>
+      <w:lvlText w:val=""/>
+      <w:lvlJc w:val="left"/>
+      <w:pPr>
+        <w:ind w:left="720" w:hanging="360"/>
+      </w:pPr>
+      <w:rPr>
+        <w:rFonts w:ascii="Symbol" w:hAnsi="Symbol" w:hint="default"/>
+      </w:rPr>
+    </w:lvl>
+  </w:abstractNum>
+  <w:abstractNum w:abstractNumId="7" w15:restartNumberingAfterBreak="0">
+    <w:nsid w:val="12E47586"/>
+    <w:multiLevelType w:val="singleLevel"/>
+    <w:tmpl w:val="0C0A0001"/>
+    <w:lvl w:ilvl="0">
+      <w:start w:val="1"/>
+      <w:numFmt w:val="bullet"/>
+      <w:lvlText w:val=""/>
+      <w:lvlJc w:val="left"/>
+      <w:pPr>
+        <w:ind w:left="720" w:hanging="360"/>
+      </w:pPr>
+      <w:rPr>
+        <w:rFonts w:ascii="Symbol" w:hAnsi="Symbol" w:hint="default"/>
+      </w:rPr>
+    </w:lvl>
+  </w:abstractNum>
+  <w:abstractNum w:abstractNumId="8" w15:restartNumberingAfterBreak="0">
+    <w:nsid w:val="13F543DC"/>
+    <w:multiLevelType w:val="singleLevel"/>
+    <w:tmpl w:val="0C0A0001"/>
+    <w:lvl w:ilvl="0">
+      <w:start w:val="1"/>
+      <w:numFmt w:val="bullet"/>
+      <w:lvlText w:val=""/>
+      <w:lvlJc w:val="left"/>
+      <w:pPr>
+        <w:ind w:left="720" w:hanging="360"/>
+      </w:pPr>
+      <w:rPr>
+        <w:rFonts w:ascii="Symbol" w:hAnsi="Symbol" w:hint="default"/>
+      </w:rPr>
+    </w:lvl>
+  </w:abstractNum>
+  <w:abstractNum w:abstractNumId="9" w15:restartNumberingAfterBreak="0">
+    <w:nsid w:val="145534AD"/>
     <w:multiLevelType w:val="singleLevel"/>
     <w:tmpl w:val="0C0A000F"/>
     <w:lvl w:ilvl="0">
@@ -10808,8 +11002,229 @@
       </w:pPr>
     </w:lvl>
   </w:abstractNum>
-  <w:abstractNum w:abstractNumId="3" w15:restartNumberingAfterBreak="0">
-    <w:nsid w:val="090237E2"/>
+  <w:abstractNum w:abstractNumId="10" w15:restartNumberingAfterBreak="0">
+    <w:nsid w:val="17C23012"/>
+    <w:multiLevelType w:val="singleLevel"/>
+    <w:tmpl w:val="0C0A0001"/>
+    <w:lvl w:ilvl="0">
+      <w:start w:val="1"/>
+      <w:numFmt w:val="bullet"/>
+      <w:lvlText w:val=""/>
+      <w:lvlJc w:val="left"/>
+      <w:pPr>
+        <w:ind w:left="720" w:hanging="360"/>
+      </w:pPr>
+      <w:rPr>
+        <w:rFonts w:ascii="Symbol" w:hAnsi="Symbol" w:hint="default"/>
+      </w:rPr>
+    </w:lvl>
+  </w:abstractNum>
+  <w:abstractNum w:abstractNumId="11" w15:restartNumberingAfterBreak="0">
+    <w:nsid w:val="187D1896"/>
+    <w:multiLevelType w:val="singleLevel"/>
+    <w:tmpl w:val="0C0A0001"/>
+    <w:lvl w:ilvl="0">
+      <w:start w:val="1"/>
+      <w:numFmt w:val="bullet"/>
+      <w:lvlText w:val=""/>
+      <w:lvlJc w:val="left"/>
+      <w:pPr>
+        <w:ind w:left="720" w:hanging="360"/>
+      </w:pPr>
+      <w:rPr>
+        <w:rFonts w:ascii="Symbol" w:hAnsi="Symbol" w:hint="default"/>
+      </w:rPr>
+    </w:lvl>
+  </w:abstractNum>
+  <w:abstractNum w:abstractNumId="12" w15:restartNumberingAfterBreak="0">
+    <w:nsid w:val="1B5D7DE7"/>
+    <w:multiLevelType w:val="singleLevel"/>
+    <w:tmpl w:val="0C0A0001"/>
+    <w:lvl w:ilvl="0">
+      <w:start w:val="1"/>
+      <w:numFmt w:val="bullet"/>
+      <w:lvlText w:val=""/>
+      <w:lvlJc w:val="left"/>
+      <w:pPr>
+        <w:ind w:left="720" w:hanging="360"/>
+      </w:pPr>
+      <w:rPr>
+        <w:rFonts w:ascii="Symbol" w:hAnsi="Symbol" w:hint="default"/>
+      </w:rPr>
+    </w:lvl>
+  </w:abstractNum>
+  <w:abstractNum w:abstractNumId="13" w15:restartNumberingAfterBreak="0">
+    <w:nsid w:val="1E4D2AF1"/>
+    <w:multiLevelType w:val="singleLevel"/>
+    <w:tmpl w:val="0C0A0001"/>
+    <w:lvl w:ilvl="0">
+      <w:start w:val="1"/>
+      <w:numFmt w:val="bullet"/>
+      <w:lvlText w:val=""/>
+      <w:lvlJc w:val="left"/>
+      <w:pPr>
+        <w:ind w:left="720" w:hanging="360"/>
+      </w:pPr>
+      <w:rPr>
+        <w:rFonts w:ascii="Symbol" w:hAnsi="Symbol" w:hint="default"/>
+      </w:rPr>
+    </w:lvl>
+  </w:abstractNum>
+  <w:abstractNum w:abstractNumId="14" w15:restartNumberingAfterBreak="0">
+    <w:nsid w:val="28655F0D"/>
+    <w:multiLevelType w:val="singleLevel"/>
+    <w:tmpl w:val="0C0A0001"/>
+    <w:lvl w:ilvl="0">
+      <w:start w:val="1"/>
+      <w:numFmt w:val="bullet"/>
+      <w:lvlText w:val=""/>
+      <w:lvlJc w:val="left"/>
+      <w:pPr>
+        <w:ind w:left="720" w:hanging="360"/>
+      </w:pPr>
+      <w:rPr>
+        <w:rFonts w:ascii="Symbol" w:hAnsi="Symbol" w:hint="default"/>
+      </w:rPr>
+    </w:lvl>
+  </w:abstractNum>
+  <w:abstractNum w:abstractNumId="15" w15:restartNumberingAfterBreak="0">
+    <w:nsid w:val="289F27F1"/>
+    <w:multiLevelType w:val="singleLevel"/>
+    <w:tmpl w:val="0C0A0001"/>
+    <w:lvl w:ilvl="0">
+      <w:start w:val="1"/>
+      <w:numFmt w:val="bullet"/>
+      <w:lvlText w:val=""/>
+      <w:lvlJc w:val="left"/>
+      <w:pPr>
+        <w:ind w:left="720" w:hanging="360"/>
+      </w:pPr>
+      <w:rPr>
+        <w:rFonts w:ascii="Symbol" w:hAnsi="Symbol" w:hint="default"/>
+      </w:rPr>
+    </w:lvl>
+  </w:abstractNum>
+  <w:abstractNum w:abstractNumId="16" w15:restartNumberingAfterBreak="0">
+    <w:nsid w:val="2CA337F4"/>
+    <w:multiLevelType w:val="singleLevel"/>
+    <w:tmpl w:val="0C0A0001"/>
+    <w:lvl w:ilvl="0">
+      <w:start w:val="1"/>
+      <w:numFmt w:val="bullet"/>
+      <w:lvlText w:val=""/>
+      <w:lvlJc w:val="left"/>
+      <w:pPr>
+        <w:ind w:left="720" w:hanging="360"/>
+      </w:pPr>
+      <w:rPr>
+        <w:rFonts w:ascii="Symbol" w:hAnsi="Symbol" w:hint="default"/>
+      </w:rPr>
+    </w:lvl>
+  </w:abstractNum>
+  <w:abstractNum w:abstractNumId="17" w15:restartNumberingAfterBreak="0">
+    <w:nsid w:val="2EF8125C"/>
+    <w:multiLevelType w:val="singleLevel"/>
+    <w:tmpl w:val="0C0A0001"/>
+    <w:lvl w:ilvl="0">
+      <w:start w:val="1"/>
+      <w:numFmt w:val="bullet"/>
+      <w:lvlText w:val=""/>
+      <w:lvlJc w:val="left"/>
+      <w:pPr>
+        <w:ind w:left="720" w:hanging="360"/>
+      </w:pPr>
+      <w:rPr>
+        <w:rFonts w:ascii="Symbol" w:hAnsi="Symbol" w:hint="default"/>
+      </w:rPr>
+    </w:lvl>
+  </w:abstractNum>
+  <w:abstractNum w:abstractNumId="18" w15:restartNumberingAfterBreak="0">
+    <w:nsid w:val="2F563D70"/>
+    <w:multiLevelType w:val="singleLevel"/>
+    <w:tmpl w:val="0C0A0001"/>
+    <w:lvl w:ilvl="0">
+      <w:start w:val="1"/>
+      <w:numFmt w:val="bullet"/>
+      <w:lvlText w:val=""/>
+      <w:lvlJc w:val="left"/>
+      <w:pPr>
+        <w:ind w:left="720" w:hanging="360"/>
+      </w:pPr>
+      <w:rPr>
+        <w:rFonts w:ascii="Symbol" w:hAnsi="Symbol" w:hint="default"/>
+      </w:rPr>
+    </w:lvl>
+  </w:abstractNum>
+  <w:abstractNum w:abstractNumId="19" w15:restartNumberingAfterBreak="0">
+    <w:nsid w:val="39AB0F9C"/>
+    <w:multiLevelType w:val="singleLevel"/>
+    <w:tmpl w:val="0C0A0001"/>
+    <w:lvl w:ilvl="0">
+      <w:start w:val="1"/>
+      <w:numFmt w:val="bullet"/>
+      <w:lvlText w:val=""/>
+      <w:lvlJc w:val="left"/>
+      <w:pPr>
+        <w:ind w:left="720" w:hanging="360"/>
+      </w:pPr>
+      <w:rPr>
+        <w:rFonts w:ascii="Symbol" w:hAnsi="Symbol" w:hint="default"/>
+      </w:rPr>
+    </w:lvl>
+  </w:abstractNum>
+  <w:abstractNum w:abstractNumId="20" w15:restartNumberingAfterBreak="0">
+    <w:nsid w:val="3AA102B5"/>
+    <w:multiLevelType w:val="singleLevel"/>
+    <w:tmpl w:val="0C0A0001"/>
+    <w:lvl w:ilvl="0">
+      <w:start w:val="1"/>
+      <w:numFmt w:val="bullet"/>
+      <w:lvlText w:val=""/>
+      <w:lvlJc w:val="left"/>
+      <w:pPr>
+        <w:ind w:left="720" w:hanging="360"/>
+      </w:pPr>
+      <w:rPr>
+        <w:rFonts w:ascii="Symbol" w:hAnsi="Symbol" w:hint="default"/>
+      </w:rPr>
+    </w:lvl>
+  </w:abstractNum>
+  <w:abstractNum w:abstractNumId="21" w15:restartNumberingAfterBreak="0">
+    <w:nsid w:val="3B555FE5"/>
+    <w:multiLevelType w:val="singleLevel"/>
+    <w:tmpl w:val="0C0A0001"/>
+    <w:lvl w:ilvl="0">
+      <w:start w:val="1"/>
+      <w:numFmt w:val="bullet"/>
+      <w:lvlText w:val=""/>
+      <w:lvlJc w:val="left"/>
+      <w:pPr>
+        <w:ind w:left="720" w:hanging="360"/>
+      </w:pPr>
+      <w:rPr>
+        <w:rFonts w:ascii="Symbol" w:hAnsi="Symbol" w:hint="default"/>
+      </w:rPr>
+    </w:lvl>
+  </w:abstractNum>
+  <w:abstractNum w:abstractNumId="22" w15:restartNumberingAfterBreak="0">
+    <w:nsid w:val="45B74A7A"/>
+    <w:multiLevelType w:val="singleLevel"/>
+    <w:tmpl w:val="0C0A0001"/>
+    <w:lvl w:ilvl="0">
+      <w:start w:val="1"/>
+      <w:numFmt w:val="bullet"/>
+      <w:lvlText w:val=""/>
+      <w:lvlJc w:val="left"/>
+      <w:pPr>
+        <w:ind w:left="720" w:hanging="360"/>
+      </w:pPr>
+      <w:rPr>
+        <w:rFonts w:ascii="Symbol" w:hAnsi="Symbol" w:hint="default"/>
+      </w:rPr>
+    </w:lvl>
+  </w:abstractNum>
+  <w:abstractNum w:abstractNumId="23" w15:restartNumberingAfterBreak="0">
+    <w:nsid w:val="494A6955"/>
     <w:multiLevelType w:val="singleLevel"/>
     <w:tmpl w:val="0C0A000F"/>
     <w:lvl w:ilvl="0">
@@ -10822,8 +11237,8 @@
       </w:pPr>
     </w:lvl>
   </w:abstractNum>
-  <w:abstractNum w:abstractNumId="4" w15:restartNumberingAfterBreak="0">
-    <w:nsid w:val="0A7C576B"/>
+  <w:abstractNum w:abstractNumId="24" w15:restartNumberingAfterBreak="0">
+    <w:nsid w:val="4F483880"/>
     <w:multiLevelType w:val="singleLevel"/>
     <w:tmpl w:val="0C0A0001"/>
     <w:lvl w:ilvl="0">
@@ -10839,8 +11254,8 @@
       </w:rPr>
     </w:lvl>
   </w:abstractNum>
-  <w:abstractNum w:abstractNumId="5" w15:restartNumberingAfterBreak="0">
-    <w:nsid w:val="0AB73274"/>
+  <w:abstractNum w:abstractNumId="25" w15:restartNumberingAfterBreak="0">
+    <w:nsid w:val="4FC87006"/>
     <w:multiLevelType w:val="singleLevel"/>
     <w:tmpl w:val="0C0A0001"/>
     <w:lvl w:ilvl="0">
@@ -10856,8 +11271,50 @@
       </w:rPr>
     </w:lvl>
   </w:abstractNum>
-  <w:abstractNum w:abstractNumId="6" w15:restartNumberingAfterBreak="0">
-    <w:nsid w:val="0BD46A5F"/>
+  <w:abstractNum w:abstractNumId="26" w15:restartNumberingAfterBreak="0">
+    <w:nsid w:val="55EE4C6E"/>
+    <w:multiLevelType w:val="singleLevel"/>
+    <w:tmpl w:val="0C0A000F"/>
+    <w:lvl w:ilvl="0">
+      <w:start w:val="1"/>
+      <w:numFmt w:val="decimal"/>
+      <w:lvlText w:val="%1."/>
+      <w:lvlJc w:val="left"/>
+      <w:pPr>
+        <w:ind w:left="720" w:hanging="360"/>
+      </w:pPr>
+    </w:lvl>
+  </w:abstractNum>
+  <w:abstractNum w:abstractNumId="27" w15:restartNumberingAfterBreak="0">
+    <w:nsid w:val="55F6798A"/>
+    <w:multiLevelType w:val="singleLevel"/>
+    <w:tmpl w:val="0C0A000F"/>
+    <w:lvl w:ilvl="0">
+      <w:start w:val="1"/>
+      <w:numFmt w:val="decimal"/>
+      <w:lvlText w:val="%1."/>
+      <w:lvlJc w:val="left"/>
+      <w:pPr>
+        <w:ind w:left="720" w:hanging="360"/>
+      </w:pPr>
+    </w:lvl>
+  </w:abstractNum>
+  <w:abstractNum w:abstractNumId="28" w15:restartNumberingAfterBreak="0">
+    <w:nsid w:val="57812C80"/>
+    <w:multiLevelType w:val="singleLevel"/>
+    <w:tmpl w:val="0C0A000F"/>
+    <w:lvl w:ilvl="0">
+      <w:start w:val="1"/>
+      <w:numFmt w:val="decimal"/>
+      <w:lvlText w:val="%1."/>
+      <w:lvlJc w:val="left"/>
+      <w:pPr>
+        <w:ind w:left="720" w:hanging="360"/>
+      </w:pPr>
+    </w:lvl>
+  </w:abstractNum>
+  <w:abstractNum w:abstractNumId="29" w15:restartNumberingAfterBreak="0">
+    <w:nsid w:val="5A000E50"/>
     <w:multiLevelType w:val="singleLevel"/>
     <w:tmpl w:val="0C0A0001"/>
     <w:lvl w:ilvl="0">
@@ -10873,8 +11330,8 @@
       </w:rPr>
     </w:lvl>
   </w:abstractNum>
-  <w:abstractNum w:abstractNumId="7" w15:restartNumberingAfterBreak="0">
-    <w:nsid w:val="0C403200"/>
+  <w:abstractNum w:abstractNumId="30" w15:restartNumberingAfterBreak="0">
+    <w:nsid w:val="5FB149EE"/>
     <w:multiLevelType w:val="singleLevel"/>
     <w:tmpl w:val="0C0A0001"/>
     <w:lvl w:ilvl="0">
@@ -10890,8 +11347,22 @@
       </w:rPr>
     </w:lvl>
   </w:abstractNum>
-  <w:abstractNum w:abstractNumId="8" w15:restartNumberingAfterBreak="0">
-    <w:nsid w:val="0FBE12AD"/>
+  <w:abstractNum w:abstractNumId="31" w15:restartNumberingAfterBreak="0">
+    <w:nsid w:val="621A5448"/>
+    <w:multiLevelType w:val="singleLevel"/>
+    <w:tmpl w:val="0C0A000F"/>
+    <w:lvl w:ilvl="0">
+      <w:start w:val="1"/>
+      <w:numFmt w:val="decimal"/>
+      <w:lvlText w:val="%1."/>
+      <w:lvlJc w:val="left"/>
+      <w:pPr>
+        <w:ind w:left="720" w:hanging="360"/>
+      </w:pPr>
+    </w:lvl>
+  </w:abstractNum>
+  <w:abstractNum w:abstractNumId="32" w15:restartNumberingAfterBreak="0">
+    <w:nsid w:val="63487CE0"/>
     <w:multiLevelType w:val="singleLevel"/>
     <w:tmpl w:val="0C0A0001"/>
     <w:lvl w:ilvl="0">
@@ -10907,8 +11378,8 @@
       </w:rPr>
     </w:lvl>
   </w:abstractNum>
-  <w:abstractNum w:abstractNumId="9" w15:restartNumberingAfterBreak="0">
-    <w:nsid w:val="128D546A"/>
+  <w:abstractNum w:abstractNumId="33" w15:restartNumberingAfterBreak="0">
+    <w:nsid w:val="63D654CF"/>
     <w:multiLevelType w:val="singleLevel"/>
     <w:tmpl w:val="0C0A0001"/>
     <w:lvl w:ilvl="0">
@@ -10924,8 +11395,8 @@
       </w:rPr>
     </w:lvl>
   </w:abstractNum>
-  <w:abstractNum w:abstractNumId="10" w15:restartNumberingAfterBreak="0">
-    <w:nsid w:val="14860F2F"/>
+  <w:abstractNum w:abstractNumId="34" w15:restartNumberingAfterBreak="0">
+    <w:nsid w:val="6EAE51EF"/>
     <w:multiLevelType w:val="singleLevel"/>
     <w:tmpl w:val="0C0A0001"/>
     <w:lvl w:ilvl="0">
@@ -10941,8 +11412,8 @@
       </w:rPr>
     </w:lvl>
   </w:abstractNum>
-  <w:abstractNum w:abstractNumId="11" w15:restartNumberingAfterBreak="0">
-    <w:nsid w:val="14ED051A"/>
+  <w:abstractNum w:abstractNumId="35" w15:restartNumberingAfterBreak="0">
+    <w:nsid w:val="6FA60D9C"/>
     <w:multiLevelType w:val="singleLevel"/>
     <w:tmpl w:val="0C0A0001"/>
     <w:lvl w:ilvl="0">
@@ -10958,22 +11429,8 @@
       </w:rPr>
     </w:lvl>
   </w:abstractNum>
-  <w:abstractNum w:abstractNumId="12" w15:restartNumberingAfterBreak="0">
-    <w:nsid w:val="15367AD3"/>
-    <w:multiLevelType w:val="singleLevel"/>
-    <w:tmpl w:val="0C0A000F"/>
-    <w:lvl w:ilvl="0">
-      <w:start w:val="1"/>
-      <w:numFmt w:val="decimal"/>
-      <w:lvlText w:val="%1."/>
-      <w:lvlJc w:val="left"/>
-      <w:pPr>
-        <w:ind w:left="720" w:hanging="360"/>
-      </w:pPr>
-    </w:lvl>
-  </w:abstractNum>
-  <w:abstractNum w:abstractNumId="13" w15:restartNumberingAfterBreak="0">
-    <w:nsid w:val="16062615"/>
+  <w:abstractNum w:abstractNumId="36" w15:restartNumberingAfterBreak="0">
+    <w:nsid w:val="7136782F"/>
     <w:multiLevelType w:val="singleLevel"/>
     <w:tmpl w:val="0C0A0001"/>
     <w:lvl w:ilvl="0">
@@ -10989,8 +11446,8 @@
       </w:rPr>
     </w:lvl>
   </w:abstractNum>
-  <w:abstractNum w:abstractNumId="14" w15:restartNumberingAfterBreak="0">
-    <w:nsid w:val="1A16674C"/>
+  <w:abstractNum w:abstractNumId="37" w15:restartNumberingAfterBreak="0">
+    <w:nsid w:val="74604947"/>
     <w:multiLevelType w:val="singleLevel"/>
     <w:tmpl w:val="0C0A0001"/>
     <w:lvl w:ilvl="0">
@@ -11006,8 +11463,8 @@
       </w:rPr>
     </w:lvl>
   </w:abstractNum>
-  <w:abstractNum w:abstractNumId="15" w15:restartNumberingAfterBreak="0">
-    <w:nsid w:val="1AE2071D"/>
+  <w:abstractNum w:abstractNumId="38" w15:restartNumberingAfterBreak="0">
+    <w:nsid w:val="773F7472"/>
     <w:multiLevelType w:val="singleLevel"/>
     <w:tmpl w:val="0C0A0001"/>
     <w:lvl w:ilvl="0">
@@ -11023,464 +11480,122 @@
       </w:rPr>
     </w:lvl>
   </w:abstractNum>
-  <w:abstractNum w:abstractNumId="16" w15:restartNumberingAfterBreak="0">
-    <w:nsid w:val="2240248D"/>
-    <w:multiLevelType w:val="singleLevel"/>
-    <w:tmpl w:val="0C0A0001"/>
-    <w:lvl w:ilvl="0">
-      <w:start w:val="1"/>
-      <w:numFmt w:val="bullet"/>
-      <w:lvlText w:val=""/>
-      <w:lvlJc w:val="left"/>
-      <w:pPr>
-        <w:ind w:left="720" w:hanging="360"/>
-      </w:pPr>
-      <w:rPr>
-        <w:rFonts w:ascii="Symbol" w:hAnsi="Symbol" w:hint="default"/>
-      </w:rPr>
-    </w:lvl>
-  </w:abstractNum>
-  <w:abstractNum w:abstractNumId="17" w15:restartNumberingAfterBreak="0">
-    <w:nsid w:val="2B94100A"/>
-    <w:multiLevelType w:val="singleLevel"/>
-    <w:tmpl w:val="0C0A0001"/>
-    <w:lvl w:ilvl="0">
-      <w:start w:val="1"/>
-      <w:numFmt w:val="bullet"/>
-      <w:lvlText w:val=""/>
-      <w:lvlJc w:val="left"/>
-      <w:pPr>
-        <w:ind w:left="720" w:hanging="360"/>
-      </w:pPr>
-      <w:rPr>
-        <w:rFonts w:ascii="Symbol" w:hAnsi="Symbol" w:hint="default"/>
-      </w:rPr>
-    </w:lvl>
-  </w:abstractNum>
-  <w:abstractNum w:abstractNumId="18" w15:restartNumberingAfterBreak="0">
-    <w:nsid w:val="2E92609B"/>
-    <w:multiLevelType w:val="singleLevel"/>
-    <w:tmpl w:val="0C0A000F"/>
-    <w:lvl w:ilvl="0">
-      <w:start w:val="1"/>
-      <w:numFmt w:val="decimal"/>
-      <w:lvlText w:val="%1."/>
-      <w:lvlJc w:val="left"/>
-      <w:pPr>
-        <w:ind w:left="720" w:hanging="360"/>
-      </w:pPr>
-    </w:lvl>
-  </w:abstractNum>
-  <w:abstractNum w:abstractNumId="19" w15:restartNumberingAfterBreak="0">
-    <w:nsid w:val="35716238"/>
-    <w:multiLevelType w:val="singleLevel"/>
-    <w:tmpl w:val="0C0A000F"/>
-    <w:lvl w:ilvl="0">
-      <w:start w:val="1"/>
-      <w:numFmt w:val="decimal"/>
-      <w:lvlText w:val="%1."/>
-      <w:lvlJc w:val="left"/>
-      <w:pPr>
-        <w:ind w:left="720" w:hanging="360"/>
-      </w:pPr>
-    </w:lvl>
-  </w:abstractNum>
-  <w:abstractNum w:abstractNumId="20" w15:restartNumberingAfterBreak="0">
-    <w:nsid w:val="434A34BE"/>
-    <w:multiLevelType w:val="singleLevel"/>
-    <w:tmpl w:val="0C0A0001"/>
-    <w:lvl w:ilvl="0">
-      <w:start w:val="1"/>
-      <w:numFmt w:val="bullet"/>
-      <w:lvlText w:val=""/>
-      <w:lvlJc w:val="left"/>
-      <w:pPr>
-        <w:ind w:left="720" w:hanging="360"/>
-      </w:pPr>
-      <w:rPr>
-        <w:rFonts w:ascii="Symbol" w:hAnsi="Symbol" w:hint="default"/>
-      </w:rPr>
-    </w:lvl>
-  </w:abstractNum>
-  <w:abstractNum w:abstractNumId="21" w15:restartNumberingAfterBreak="0">
-    <w:nsid w:val="454775DD"/>
-    <w:multiLevelType w:val="singleLevel"/>
-    <w:tmpl w:val="0C0A0001"/>
-    <w:lvl w:ilvl="0">
-      <w:start w:val="1"/>
-      <w:numFmt w:val="bullet"/>
-      <w:lvlText w:val=""/>
-      <w:lvlJc w:val="left"/>
-      <w:pPr>
-        <w:ind w:left="720" w:hanging="360"/>
-      </w:pPr>
-      <w:rPr>
-        <w:rFonts w:ascii="Symbol" w:hAnsi="Symbol" w:hint="default"/>
-      </w:rPr>
-    </w:lvl>
-  </w:abstractNum>
-  <w:abstractNum w:abstractNumId="22" w15:restartNumberingAfterBreak="0">
-    <w:nsid w:val="463A68B4"/>
-    <w:multiLevelType w:val="singleLevel"/>
-    <w:tmpl w:val="0C0A0001"/>
-    <w:lvl w:ilvl="0">
-      <w:start w:val="1"/>
-      <w:numFmt w:val="bullet"/>
-      <w:lvlText w:val=""/>
-      <w:lvlJc w:val="left"/>
-      <w:pPr>
-        <w:ind w:left="720" w:hanging="360"/>
-      </w:pPr>
-      <w:rPr>
-        <w:rFonts w:ascii="Symbol" w:hAnsi="Symbol" w:hint="default"/>
-      </w:rPr>
-    </w:lvl>
-  </w:abstractNum>
-  <w:abstractNum w:abstractNumId="23" w15:restartNumberingAfterBreak="0">
-    <w:nsid w:val="470C58E6"/>
-    <w:multiLevelType w:val="singleLevel"/>
-    <w:tmpl w:val="0C0A0001"/>
-    <w:lvl w:ilvl="0">
-      <w:start w:val="1"/>
-      <w:numFmt w:val="bullet"/>
-      <w:lvlText w:val=""/>
-      <w:lvlJc w:val="left"/>
-      <w:pPr>
-        <w:ind w:left="720" w:hanging="360"/>
-      </w:pPr>
-      <w:rPr>
-        <w:rFonts w:ascii="Symbol" w:hAnsi="Symbol" w:hint="default"/>
-      </w:rPr>
-    </w:lvl>
-  </w:abstractNum>
-  <w:abstractNum w:abstractNumId="24" w15:restartNumberingAfterBreak="0">
-    <w:nsid w:val="55BB3418"/>
-    <w:multiLevelType w:val="singleLevel"/>
-    <w:tmpl w:val="0C0A000F"/>
-    <w:lvl w:ilvl="0">
-      <w:start w:val="1"/>
-      <w:numFmt w:val="decimal"/>
-      <w:lvlText w:val="%1."/>
-      <w:lvlJc w:val="left"/>
-      <w:pPr>
-        <w:ind w:left="720" w:hanging="360"/>
-      </w:pPr>
-    </w:lvl>
-  </w:abstractNum>
-  <w:abstractNum w:abstractNumId="25" w15:restartNumberingAfterBreak="0">
-    <w:nsid w:val="5DBE118D"/>
-    <w:multiLevelType w:val="singleLevel"/>
-    <w:tmpl w:val="0C0A0001"/>
-    <w:lvl w:ilvl="0">
-      <w:start w:val="1"/>
-      <w:numFmt w:val="bullet"/>
-      <w:lvlText w:val=""/>
-      <w:lvlJc w:val="left"/>
-      <w:pPr>
-        <w:ind w:left="720" w:hanging="360"/>
-      </w:pPr>
-      <w:rPr>
-        <w:rFonts w:ascii="Symbol" w:hAnsi="Symbol" w:hint="default"/>
-      </w:rPr>
-    </w:lvl>
-  </w:abstractNum>
-  <w:abstractNum w:abstractNumId="26" w15:restartNumberingAfterBreak="0">
-    <w:nsid w:val="64752DBF"/>
-    <w:multiLevelType w:val="singleLevel"/>
-    <w:tmpl w:val="0C0A0001"/>
-    <w:lvl w:ilvl="0">
-      <w:start w:val="1"/>
-      <w:numFmt w:val="bullet"/>
-      <w:lvlText w:val=""/>
-      <w:lvlJc w:val="left"/>
-      <w:pPr>
-        <w:ind w:left="720" w:hanging="360"/>
-      </w:pPr>
-      <w:rPr>
-        <w:rFonts w:ascii="Symbol" w:hAnsi="Symbol" w:hint="default"/>
-      </w:rPr>
-    </w:lvl>
-  </w:abstractNum>
-  <w:abstractNum w:abstractNumId="27" w15:restartNumberingAfterBreak="0">
-    <w:nsid w:val="693556C3"/>
-    <w:multiLevelType w:val="singleLevel"/>
-    <w:tmpl w:val="0C0A0001"/>
-    <w:lvl w:ilvl="0">
-      <w:start w:val="1"/>
-      <w:numFmt w:val="bullet"/>
-      <w:lvlText w:val=""/>
-      <w:lvlJc w:val="left"/>
-      <w:pPr>
-        <w:ind w:left="720" w:hanging="360"/>
-      </w:pPr>
-      <w:rPr>
-        <w:rFonts w:ascii="Symbol" w:hAnsi="Symbol" w:hint="default"/>
-      </w:rPr>
-    </w:lvl>
-  </w:abstractNum>
-  <w:abstractNum w:abstractNumId="28" w15:restartNumberingAfterBreak="0">
-    <w:nsid w:val="69844A4B"/>
-    <w:multiLevelType w:val="singleLevel"/>
-    <w:tmpl w:val="0C0A0001"/>
-    <w:lvl w:ilvl="0">
-      <w:start w:val="1"/>
-      <w:numFmt w:val="bullet"/>
-      <w:lvlText w:val=""/>
-      <w:lvlJc w:val="left"/>
-      <w:pPr>
-        <w:ind w:left="720" w:hanging="360"/>
-      </w:pPr>
-      <w:rPr>
-        <w:rFonts w:ascii="Symbol" w:hAnsi="Symbol" w:hint="default"/>
-      </w:rPr>
-    </w:lvl>
-  </w:abstractNum>
-  <w:abstractNum w:abstractNumId="29" w15:restartNumberingAfterBreak="0">
-    <w:nsid w:val="6B3530F9"/>
-    <w:multiLevelType w:val="singleLevel"/>
-    <w:tmpl w:val="0C0A0001"/>
-    <w:lvl w:ilvl="0">
-      <w:start w:val="1"/>
-      <w:numFmt w:val="bullet"/>
-      <w:lvlText w:val=""/>
-      <w:lvlJc w:val="left"/>
-      <w:pPr>
-        <w:ind w:left="720" w:hanging="360"/>
-      </w:pPr>
-      <w:rPr>
-        <w:rFonts w:ascii="Symbol" w:hAnsi="Symbol" w:hint="default"/>
-      </w:rPr>
-    </w:lvl>
-  </w:abstractNum>
-  <w:abstractNum w:abstractNumId="30" w15:restartNumberingAfterBreak="0">
-    <w:nsid w:val="6CDA2A1B"/>
-    <w:multiLevelType w:val="singleLevel"/>
-    <w:tmpl w:val="0C0A0001"/>
-    <w:lvl w:ilvl="0">
-      <w:start w:val="1"/>
-      <w:numFmt w:val="bullet"/>
-      <w:lvlText w:val=""/>
-      <w:lvlJc w:val="left"/>
-      <w:pPr>
-        <w:ind w:left="720" w:hanging="360"/>
-      </w:pPr>
-      <w:rPr>
-        <w:rFonts w:ascii="Symbol" w:hAnsi="Symbol" w:hint="default"/>
-      </w:rPr>
-    </w:lvl>
-  </w:abstractNum>
-  <w:abstractNum w:abstractNumId="31" w15:restartNumberingAfterBreak="0">
-    <w:nsid w:val="6EB853E4"/>
-    <w:multiLevelType w:val="singleLevel"/>
-    <w:tmpl w:val="0C0A0001"/>
-    <w:lvl w:ilvl="0">
-      <w:start w:val="1"/>
-      <w:numFmt w:val="bullet"/>
-      <w:lvlText w:val=""/>
-      <w:lvlJc w:val="left"/>
-      <w:pPr>
-        <w:ind w:left="720" w:hanging="360"/>
-      </w:pPr>
-      <w:rPr>
-        <w:rFonts w:ascii="Symbol" w:hAnsi="Symbol" w:hint="default"/>
-      </w:rPr>
-    </w:lvl>
-  </w:abstractNum>
-  <w:abstractNum w:abstractNumId="32" w15:restartNumberingAfterBreak="0">
-    <w:nsid w:val="734158E1"/>
-    <w:multiLevelType w:val="singleLevel"/>
-    <w:tmpl w:val="0C0A0001"/>
-    <w:lvl w:ilvl="0">
-      <w:start w:val="1"/>
-      <w:numFmt w:val="bullet"/>
-      <w:lvlText w:val=""/>
-      <w:lvlJc w:val="left"/>
-      <w:pPr>
-        <w:ind w:left="720" w:hanging="360"/>
-      </w:pPr>
-      <w:rPr>
-        <w:rFonts w:ascii="Symbol" w:hAnsi="Symbol" w:hint="default"/>
-      </w:rPr>
-    </w:lvl>
-  </w:abstractNum>
-  <w:abstractNum w:abstractNumId="33" w15:restartNumberingAfterBreak="0">
-    <w:nsid w:val="780D6612"/>
-    <w:multiLevelType w:val="singleLevel"/>
-    <w:tmpl w:val="0C0A0001"/>
-    <w:lvl w:ilvl="0">
-      <w:start w:val="1"/>
-      <w:numFmt w:val="bullet"/>
-      <w:lvlText w:val=""/>
-      <w:lvlJc w:val="left"/>
-      <w:pPr>
-        <w:ind w:left="720" w:hanging="360"/>
-      </w:pPr>
-      <w:rPr>
-        <w:rFonts w:ascii="Symbol" w:hAnsi="Symbol" w:hint="default"/>
-      </w:rPr>
-    </w:lvl>
-  </w:abstractNum>
-  <w:abstractNum w:abstractNumId="34" w15:restartNumberingAfterBreak="0">
-    <w:nsid w:val="79950ED6"/>
-    <w:multiLevelType w:val="singleLevel"/>
-    <w:tmpl w:val="0C0A0001"/>
-    <w:lvl w:ilvl="0">
-      <w:start w:val="1"/>
-      <w:numFmt w:val="bullet"/>
-      <w:lvlText w:val=""/>
-      <w:lvlJc w:val="left"/>
-      <w:pPr>
-        <w:ind w:left="720" w:hanging="360"/>
-      </w:pPr>
-      <w:rPr>
-        <w:rFonts w:ascii="Symbol" w:hAnsi="Symbol" w:hint="default"/>
-      </w:rPr>
-    </w:lvl>
-  </w:abstractNum>
-  <w:abstractNum w:abstractNumId="35" w15:restartNumberingAfterBreak="0">
-    <w:nsid w:val="7BF253FB"/>
-    <w:multiLevelType w:val="singleLevel"/>
-    <w:tmpl w:val="0C0A0001"/>
-    <w:lvl w:ilvl="0">
-      <w:start w:val="1"/>
-      <w:numFmt w:val="bullet"/>
-      <w:lvlText w:val=""/>
-      <w:lvlJc w:val="left"/>
-      <w:pPr>
-        <w:ind w:left="720" w:hanging="360"/>
-      </w:pPr>
-      <w:rPr>
-        <w:rFonts w:ascii="Symbol" w:hAnsi="Symbol" w:hint="default"/>
-      </w:rPr>
-    </w:lvl>
-  </w:abstractNum>
-  <w:abstractNum w:abstractNumId="36" w15:restartNumberingAfterBreak="0">
-    <w:nsid w:val="7FC04C00"/>
-    <w:multiLevelType w:val="singleLevel"/>
-    <w:tmpl w:val="0C0A0001"/>
-    <w:lvl w:ilvl="0">
-      <w:start w:val="1"/>
-      <w:numFmt w:val="bullet"/>
-      <w:lvlText w:val=""/>
-      <w:lvlJc w:val="left"/>
-      <w:pPr>
-        <w:ind w:left="720" w:hanging="360"/>
-      </w:pPr>
-      <w:rPr>
-        <w:rFonts w:ascii="Symbol" w:hAnsi="Symbol" w:hint="default"/>
-      </w:rPr>
-    </w:lvl>
-  </w:abstractNum>
-  <w:num w:numId="1" w16cid:durableId="589313541">
+  <w:num w:numId="1" w16cid:durableId="229997162">
+    <w:abstractNumId w:val="4"/>
+  </w:num>
+  <w:num w:numId="2" w16cid:durableId="960262586">
+    <w:abstractNumId w:val="22"/>
+  </w:num>
+  <w:num w:numId="3" w16cid:durableId="1849711323">
+    <w:abstractNumId w:val="24"/>
+  </w:num>
+  <w:num w:numId="4" w16cid:durableId="1871019890">
+    <w:abstractNumId w:val="12"/>
+  </w:num>
+  <w:num w:numId="5" w16cid:durableId="174535325">
+    <w:abstractNumId w:val="34"/>
+  </w:num>
+  <w:num w:numId="6" w16cid:durableId="500126824">
+    <w:abstractNumId w:val="32"/>
+  </w:num>
+  <w:num w:numId="7" w16cid:durableId="409037351">
+    <w:abstractNumId w:val="13"/>
+  </w:num>
+  <w:num w:numId="8" w16cid:durableId="1708486568">
+    <w:abstractNumId w:val="26"/>
+  </w:num>
+  <w:num w:numId="9" w16cid:durableId="610630517">
+    <w:abstractNumId w:val="3"/>
+  </w:num>
+  <w:num w:numId="10" w16cid:durableId="2093775095">
+    <w:abstractNumId w:val="31"/>
+  </w:num>
+  <w:num w:numId="11" w16cid:durableId="860506216">
+    <w:abstractNumId w:val="36"/>
+  </w:num>
+  <w:num w:numId="12" w16cid:durableId="1300069372">
+    <w:abstractNumId w:val="27"/>
+  </w:num>
+  <w:num w:numId="13" w16cid:durableId="800347712">
+    <w:abstractNumId w:val="6"/>
+  </w:num>
+  <w:num w:numId="14" w16cid:durableId="260265984">
+    <w:abstractNumId w:val="23"/>
+  </w:num>
+  <w:num w:numId="15" w16cid:durableId="827674040">
+    <w:abstractNumId w:val="33"/>
+  </w:num>
+  <w:num w:numId="16" w16cid:durableId="1610039048">
+    <w:abstractNumId w:val="28"/>
+  </w:num>
+  <w:num w:numId="17" w16cid:durableId="1393655803">
+    <w:abstractNumId w:val="7"/>
+  </w:num>
+  <w:num w:numId="18" w16cid:durableId="1045907519">
+    <w:abstractNumId w:val="30"/>
+  </w:num>
+  <w:num w:numId="19" w16cid:durableId="915821489">
+    <w:abstractNumId w:val="38"/>
+  </w:num>
+  <w:num w:numId="20" w16cid:durableId="2060129929">
+    <w:abstractNumId w:val="15"/>
+  </w:num>
+  <w:num w:numId="21" w16cid:durableId="277374943">
+    <w:abstractNumId w:val="18"/>
+  </w:num>
+  <w:num w:numId="22" w16cid:durableId="813565489">
+    <w:abstractNumId w:val="14"/>
+  </w:num>
+  <w:num w:numId="23" w16cid:durableId="2065061690">
+    <w:abstractNumId w:val="9"/>
+  </w:num>
+  <w:num w:numId="24" w16cid:durableId="829641064">
+    <w:abstractNumId w:val="25"/>
+  </w:num>
+  <w:num w:numId="25" w16cid:durableId="1041829617">
+    <w:abstractNumId w:val="35"/>
+  </w:num>
+  <w:num w:numId="26" w16cid:durableId="1054235467">
+    <w:abstractNumId w:val="5"/>
+  </w:num>
+  <w:num w:numId="27" w16cid:durableId="426660049">
+    <w:abstractNumId w:val="20"/>
+  </w:num>
+  <w:num w:numId="28" w16cid:durableId="412363332">
+    <w:abstractNumId w:val="21"/>
+  </w:num>
+  <w:num w:numId="29" w16cid:durableId="337003623">
+    <w:abstractNumId w:val="37"/>
+  </w:num>
+  <w:num w:numId="30" w16cid:durableId="1471821851">
     <w:abstractNumId w:val="10"/>
   </w:num>
-  <w:num w:numId="2" w16cid:durableId="721517909">
-    <w:abstractNumId w:val="7"/>
+  <w:num w:numId="31" w16cid:durableId="679621379">
+    <w:abstractNumId w:val="16"/>
   </w:num>
-  <w:num w:numId="3" w16cid:durableId="673579814">
-    <w:abstractNumId w:val="27"/>
+  <w:num w:numId="32" w16cid:durableId="1025640594">
+    <w:abstractNumId w:val="2"/>
   </w:num>
-  <w:num w:numId="4" w16cid:durableId="90320653">
-    <w:abstractNumId w:val="20"/>
-  </w:num>
-  <w:num w:numId="5" w16cid:durableId="1624581502">
+  <w:num w:numId="33" w16cid:durableId="544218360">
     <w:abstractNumId w:val="11"/>
   </w:num>
-  <w:num w:numId="6" w16cid:durableId="1175464068">
-    <w:abstractNumId w:val="9"/>
+  <w:num w:numId="34" w16cid:durableId="1786927941">
+    <w:abstractNumId w:val="17"/>
   </w:num>
-  <w:num w:numId="7" w16cid:durableId="689723394">
-    <w:abstractNumId w:val="4"/>
-  </w:num>
-  <w:num w:numId="8" w16cid:durableId="1758671019">
-    <w:abstractNumId w:val="24"/>
-  </w:num>
-  <w:num w:numId="9" w16cid:durableId="2066249812">
-    <w:abstractNumId w:val="34"/>
-  </w:num>
-  <w:num w:numId="10" w16cid:durableId="964122440">
+  <w:num w:numId="35" w16cid:durableId="668287762">
     <w:abstractNumId w:val="19"/>
   </w:num>
-  <w:num w:numId="11" w16cid:durableId="1131553843">
-    <w:abstractNumId w:val="0"/>
-  </w:num>
-  <w:num w:numId="12" w16cid:durableId="1124272078">
-    <w:abstractNumId w:val="12"/>
-  </w:num>
-  <w:num w:numId="13" w16cid:durableId="1133015249">
-    <w:abstractNumId w:val="25"/>
-  </w:num>
-  <w:num w:numId="14" w16cid:durableId="1874079107">
-    <w:abstractNumId w:val="18"/>
-  </w:num>
-  <w:num w:numId="15" w16cid:durableId="1294941791">
-    <w:abstractNumId w:val="6"/>
-  </w:num>
-  <w:num w:numId="16" w16cid:durableId="622612575">
-    <w:abstractNumId w:val="2"/>
-  </w:num>
-  <w:num w:numId="17" w16cid:durableId="1626544992">
-    <w:abstractNumId w:val="33"/>
-  </w:num>
-  <w:num w:numId="18" w16cid:durableId="453017170">
-    <w:abstractNumId w:val="28"/>
-  </w:num>
-  <w:num w:numId="19" w16cid:durableId="1682126668">
-    <w:abstractNumId w:val="13"/>
-  </w:num>
-  <w:num w:numId="20" w16cid:durableId="495457972">
-    <w:abstractNumId w:val="16"/>
-  </w:num>
-  <w:num w:numId="21" w16cid:durableId="321585477">
-    <w:abstractNumId w:val="31"/>
-  </w:num>
-  <w:num w:numId="22" w16cid:durableId="1192262182">
-    <w:abstractNumId w:val="26"/>
-  </w:num>
-  <w:num w:numId="23" w16cid:durableId="1355419585">
-    <w:abstractNumId w:val="3"/>
-  </w:num>
-  <w:num w:numId="24" w16cid:durableId="680595070">
-    <w:abstractNumId w:val="17"/>
-  </w:num>
-  <w:num w:numId="25" w16cid:durableId="39089444">
-    <w:abstractNumId w:val="22"/>
-  </w:num>
-  <w:num w:numId="26" w16cid:durableId="294992743">
-    <w:abstractNumId w:val="15"/>
-  </w:num>
-  <w:num w:numId="27" w16cid:durableId="837422709">
-    <w:abstractNumId w:val="23"/>
-  </w:num>
-  <w:num w:numId="28" w16cid:durableId="2113551740">
-    <w:abstractNumId w:val="5"/>
-  </w:num>
-  <w:num w:numId="29" w16cid:durableId="1721442976">
+  <w:num w:numId="36" w16cid:durableId="1513299536">
     <w:abstractNumId w:val="8"/>
   </w:num>
-  <w:num w:numId="30" w16cid:durableId="264535394">
-    <w:abstractNumId w:val="32"/>
-  </w:num>
-  <w:num w:numId="31" w16cid:durableId="2134013205">
+  <w:num w:numId="37" w16cid:durableId="758914262">
     <w:abstractNumId w:val="1"/>
   </w:num>
-  <w:num w:numId="32" w16cid:durableId="1508210695">
+  <w:num w:numId="38" w16cid:durableId="880022194">
     <w:abstractNumId w:val="29"/>
   </w:num>
-  <w:num w:numId="33" w16cid:durableId="1891840112">
-    <w:abstractNumId w:val="36"/>
-  </w:num>
-  <w:num w:numId="34" w16cid:durableId="1573078471">
-    <w:abstractNumId w:val="14"/>
-  </w:num>
-  <w:num w:numId="35" w16cid:durableId="638999636">
-    <w:abstractNumId w:val="21"/>
-  </w:num>
-  <w:num w:numId="36" w16cid:durableId="1481070323">
-    <w:abstractNumId w:val="30"/>
-  </w:num>
-  <w:num w:numId="37" w16cid:durableId="684331545">
-    <w:abstractNumId w:val="35"/>
+  <w:num w:numId="39" w16cid:durableId="385908640">
+    <w:abstractNumId w:val="0"/>
   </w:num>
 </w:numbering>
 </file>
@@ -11893,7 +12008,7 @@
     <w:link w:val="Ttulo1Car"/>
     <w:uiPriority w:val="9"/>
     <w:qFormat/>
-    <w:rsid w:val="001A39B9"/>
+    <w:rsid w:val="00377DE6"/>
     <w:pPr>
       <w:keepNext/>
       <w:keepLines/>
@@ -11916,7 +12031,7 @@
     <w:semiHidden/>
     <w:unhideWhenUsed/>
     <w:qFormat/>
-    <w:rsid w:val="001A39B9"/>
+    <w:rsid w:val="00377DE6"/>
     <w:pPr>
       <w:keepNext/>
       <w:keepLines/>
@@ -11939,7 +12054,7 @@
     <w:semiHidden/>
     <w:unhideWhenUsed/>
     <w:qFormat/>
-    <w:rsid w:val="001A39B9"/>
+    <w:rsid w:val="00377DE6"/>
     <w:pPr>
       <w:keepNext/>
       <w:keepLines/>
@@ -11962,7 +12077,7 @@
     <w:semiHidden/>
     <w:unhideWhenUsed/>
     <w:qFormat/>
-    <w:rsid w:val="001A39B9"/>
+    <w:rsid w:val="00377DE6"/>
     <w:pPr>
       <w:keepNext/>
       <w:keepLines/>
@@ -11985,7 +12100,7 @@
     <w:semiHidden/>
     <w:unhideWhenUsed/>
     <w:qFormat/>
-    <w:rsid w:val="001A39B9"/>
+    <w:rsid w:val="00377DE6"/>
     <w:pPr>
       <w:keepNext/>
       <w:keepLines/>
@@ -12006,7 +12121,7 @@
     <w:semiHidden/>
     <w:unhideWhenUsed/>
     <w:qFormat/>
-    <w:rsid w:val="001A39B9"/>
+    <w:rsid w:val="00377DE6"/>
     <w:pPr>
       <w:keepNext/>
       <w:keepLines/>
@@ -12029,7 +12144,7 @@
     <w:semiHidden/>
     <w:unhideWhenUsed/>
     <w:qFormat/>
-    <w:rsid w:val="001A39B9"/>
+    <w:rsid w:val="00377DE6"/>
     <w:pPr>
       <w:keepNext/>
       <w:keepLines/>
@@ -12050,7 +12165,7 @@
     <w:semiHidden/>
     <w:unhideWhenUsed/>
     <w:qFormat/>
-    <w:rsid w:val="001A39B9"/>
+    <w:rsid w:val="00377DE6"/>
     <w:pPr>
       <w:keepNext/>
       <w:keepLines/>
@@ -12073,7 +12188,7 @@
     <w:semiHidden/>
     <w:unhideWhenUsed/>
     <w:qFormat/>
-    <w:rsid w:val="001A39B9"/>
+    <w:rsid w:val="00377DE6"/>
     <w:pPr>
       <w:keepNext/>
       <w:keepLines/>
@@ -12117,7 +12232,7 @@
     <w:basedOn w:val="Fuentedeprrafopredeter"/>
     <w:link w:val="Ttulo1"/>
     <w:uiPriority w:val="9"/>
-    <w:rsid w:val="001A39B9"/>
+    <w:rsid w:val="00377DE6"/>
     <w:rPr>
       <w:rFonts w:asciiTheme="majorHAnsi" w:eastAsiaTheme="majorEastAsia" w:hAnsiTheme="majorHAnsi" w:cstheme="majorBidi"/>
       <w:color w:val="0F4761" w:themeColor="accent1" w:themeShade="BF"/>
@@ -12131,7 +12246,7 @@
     <w:link w:val="Ttulo2"/>
     <w:uiPriority w:val="9"/>
     <w:semiHidden/>
-    <w:rsid w:val="001A39B9"/>
+    <w:rsid w:val="00377DE6"/>
     <w:rPr>
       <w:rFonts w:asciiTheme="majorHAnsi" w:eastAsiaTheme="majorEastAsia" w:hAnsiTheme="majorHAnsi" w:cstheme="majorBidi"/>
       <w:color w:val="0F4761" w:themeColor="accent1" w:themeShade="BF"/>
@@ -12145,7 +12260,7 @@
     <w:link w:val="Ttulo3"/>
     <w:uiPriority w:val="9"/>
     <w:semiHidden/>
-    <w:rsid w:val="001A39B9"/>
+    <w:rsid w:val="00377DE6"/>
     <w:rPr>
       <w:rFonts w:eastAsiaTheme="majorEastAsia" w:cstheme="majorBidi"/>
       <w:color w:val="0F4761" w:themeColor="accent1" w:themeShade="BF"/>
@@ -12159,7 +12274,7 @@
     <w:link w:val="Ttulo4"/>
     <w:uiPriority w:val="9"/>
     <w:semiHidden/>
-    <w:rsid w:val="001A39B9"/>
+    <w:rsid w:val="00377DE6"/>
     <w:rPr>
       <w:rFonts w:eastAsiaTheme="majorEastAsia" w:cstheme="majorBidi"/>
       <w:i/>
@@ -12173,7 +12288,7 @@
     <w:link w:val="Ttulo5"/>
     <w:uiPriority w:val="9"/>
     <w:semiHidden/>
-    <w:rsid w:val="001A39B9"/>
+    <w:rsid w:val="00377DE6"/>
     <w:rPr>
       <w:rFonts w:eastAsiaTheme="majorEastAsia" w:cstheme="majorBidi"/>
       <w:color w:val="0F4761" w:themeColor="accent1" w:themeShade="BF"/>
@@ -12185,7 +12300,7 @@
     <w:link w:val="Ttulo6"/>
     <w:uiPriority w:val="9"/>
     <w:semiHidden/>
-    <w:rsid w:val="001A39B9"/>
+    <w:rsid w:val="00377DE6"/>
     <w:rPr>
       <w:rFonts w:eastAsiaTheme="majorEastAsia" w:cstheme="majorBidi"/>
       <w:i/>
@@ -12199,7 +12314,7 @@
     <w:link w:val="Ttulo7"/>
     <w:uiPriority w:val="9"/>
     <w:semiHidden/>
-    <w:rsid w:val="001A39B9"/>
+    <w:rsid w:val="00377DE6"/>
     <w:rPr>
       <w:rFonts w:eastAsiaTheme="majorEastAsia" w:cstheme="majorBidi"/>
       <w:color w:val="595959" w:themeColor="text1" w:themeTint="A6"/>
@@ -12211,7 +12326,7 @@
     <w:link w:val="Ttulo8"/>
     <w:uiPriority w:val="9"/>
     <w:semiHidden/>
-    <w:rsid w:val="001A39B9"/>
+    <w:rsid w:val="00377DE6"/>
     <w:rPr>
       <w:rFonts w:eastAsiaTheme="majorEastAsia" w:cstheme="majorBidi"/>
       <w:i/>
@@ -12225,7 +12340,7 @@
     <w:link w:val="Ttulo9"/>
     <w:uiPriority w:val="9"/>
     <w:semiHidden/>
-    <w:rsid w:val="001A39B9"/>
+    <w:rsid w:val="00377DE6"/>
     <w:rPr>
       <w:rFonts w:eastAsiaTheme="majorEastAsia" w:cstheme="majorBidi"/>
       <w:color w:val="272727" w:themeColor="text1" w:themeTint="D8"/>
@@ -12238,7 +12353,7 @@
     <w:link w:val="TtuloCar"/>
     <w:uiPriority w:val="10"/>
     <w:qFormat/>
-    <w:rsid w:val="001A39B9"/>
+    <w:rsid w:val="00377DE6"/>
     <w:pPr>
       <w:spacing w:after="80" w:line="240" w:lineRule="auto"/>
       <w:contextualSpacing/>
@@ -12256,7 +12371,7 @@
     <w:basedOn w:val="Fuentedeprrafopredeter"/>
     <w:link w:val="Ttulo"/>
     <w:uiPriority w:val="10"/>
-    <w:rsid w:val="001A39B9"/>
+    <w:rsid w:val="00377DE6"/>
     <w:rPr>
       <w:rFonts w:asciiTheme="majorHAnsi" w:eastAsiaTheme="majorEastAsia" w:hAnsiTheme="majorHAnsi" w:cstheme="majorBidi"/>
       <w:spacing w:val="-10"/>
@@ -12272,7 +12387,7 @@
     <w:link w:val="SubttuloCar"/>
     <w:uiPriority w:val="11"/>
     <w:qFormat/>
-    <w:rsid w:val="001A39B9"/>
+    <w:rsid w:val="00377DE6"/>
     <w:pPr>
       <w:numPr>
         <w:ilvl w:val="1"/>
@@ -12291,7 +12406,7 @@
     <w:basedOn w:val="Fuentedeprrafopredeter"/>
     <w:link w:val="Subttulo"/>
     <w:uiPriority w:val="11"/>
-    <w:rsid w:val="001A39B9"/>
+    <w:rsid w:val="00377DE6"/>
     <w:rPr>
       <w:rFonts w:eastAsiaTheme="majorEastAsia" w:cstheme="majorBidi"/>
       <w:color w:val="595959" w:themeColor="text1" w:themeTint="A6"/>
@@ -12307,7 +12422,7 @@
     <w:link w:val="CitaCar"/>
     <w:uiPriority w:val="29"/>
     <w:qFormat/>
-    <w:rsid w:val="001A39B9"/>
+    <w:rsid w:val="00377DE6"/>
     <w:pPr>
       <w:spacing w:before="160"/>
       <w:jc w:val="center"/>
@@ -12323,7 +12438,7 @@
     <w:basedOn w:val="Fuentedeprrafopredeter"/>
     <w:link w:val="Cita"/>
     <w:uiPriority w:val="29"/>
-    <w:rsid w:val="001A39B9"/>
+    <w:rsid w:val="00377DE6"/>
     <w:rPr>
       <w:i/>
       <w:iCs/>
@@ -12335,7 +12450,7 @@
     <w:basedOn w:val="Normal"/>
     <w:uiPriority w:val="34"/>
     <w:qFormat/>
-    <w:rsid w:val="001A39B9"/>
+    <w:rsid w:val="00377DE6"/>
     <w:pPr>
       <w:ind w:left="720"/>
       <w:contextualSpacing/>
@@ -12346,7 +12461,7 @@
     <w:basedOn w:val="Fuentedeprrafopredeter"/>
     <w:uiPriority w:val="21"/>
     <w:qFormat/>
-    <w:rsid w:val="001A39B9"/>
+    <w:rsid w:val="00377DE6"/>
     <w:rPr>
       <w:i/>
       <w:iCs/>
@@ -12360,7 +12475,7 @@
     <w:link w:val="CitadestacadaCar"/>
     <w:uiPriority w:val="30"/>
     <w:qFormat/>
-    <w:rsid w:val="001A39B9"/>
+    <w:rsid w:val="00377DE6"/>
     <w:pPr>
       <w:pBdr>
         <w:top w:val="single" w:sz="4" w:space="10" w:color="0F4761" w:themeColor="accent1" w:themeShade="BF"/>
@@ -12381,7 +12496,7 @@
     <w:basedOn w:val="Fuentedeprrafopredeter"/>
     <w:link w:val="Citadestacada"/>
     <w:uiPriority w:val="30"/>
-    <w:rsid w:val="001A39B9"/>
+    <w:rsid w:val="00377DE6"/>
     <w:rPr>
       <w:i/>
       <w:iCs/>
@@ -12393,7 +12508,7 @@
     <w:basedOn w:val="Fuentedeprrafopredeter"/>
     <w:uiPriority w:val="32"/>
     <w:qFormat/>
-    <w:rsid w:val="001A39B9"/>
+    <w:rsid w:val="00377DE6"/>
     <w:rPr>
       <w:b/>
       <w:bCs/>
